--- a/tests/corpus_v2/docs/cx_labor_0017.docx
+++ b/tests/corpus_v2/docs/cx_labor_0017.docx
@@ -21,7 +21,13 @@
         <w:rPr>
           <w:b/>
         </w:rPr>
-        <w:t xml:space="preserve">№ 161/2023-П</w:t>
+        <w:t xml:space="preserve">№ </w:t>
+      </w:r>
+      <w:r>
+        <w:rPr>
+          <w:b/>
+        </w:rPr>
+        <w:t xml:space="preserve">1/12</w:t>
       </w:r>
     </w:p>
     <w:p/>
@@ -33,7 +39,7 @@
         <w:t xml:space="preserve">     </w:t>
       </w:r>
       <w:r>
-        <w:t xml:space="preserve">«15» сентября 2024 г.</w:t>
+        <w:t xml:space="preserve">15.10.2024 г.</w:t>
       </w:r>
     </w:p>
     <w:p/>
@@ -72,10 +78,10 @@
         <w:t xml:space="preserve">, именуемая в дальнейшем «Работник», действующая на основании свидетельства о государственной регистрации</w:t>
       </w:r>
       <w:r>
-        <w:t xml:space="preserve">, с другой стороны, совместно именуемые «Стороны», заключили настоящий </w:t>
-      </w:r>
-      <w:r>
-        <w:t xml:space="preserve">Договор № 85/2023-К</w:t>
+        <w:t xml:space="preserve">, с другой стороны, совместно именуемые «Стороны», заключили настоящий Договор № </w:t>
+      </w:r>
+      <w:r>
+        <w:t xml:space="preserve">85/2023-К</w:t>
       </w:r>
       <w:r>
         <w:t xml:space="preserve"> (далее — Договор) о нижеследующем:</w:t>
@@ -122,7 +128,7 @@
         <w:t xml:space="preserve">Должностной оклад Работника: </w:t>
       </w:r>
       <w:r>
-        <w:t xml:space="preserve">70 000 RUB</w:t>
+        <w:t xml:space="preserve">цена Контракта составляет ______ рублей ______ копеек</w:t>
       </w:r>
       <w:r>
         <w:t xml:space="preserve">. Заработная плата выплачивается не реже чем каждые полмесяца.</w:t>
@@ -136,7 +142,7 @@
         <w:t xml:space="preserve">Ежегодный оплачиваемый отпуск: </w:t>
       </w:r>
       <w:r>
-        <w:t xml:space="preserve">в течение 15 банковских дней с даты подписания Сторонами акта сдачи-приемки оказанных услуг</w:t>
+        <w:t xml:space="preserve">в течение 14 (Четырнадцати) банковских дней с момента выставления счета</w:t>
       </w:r>
       <w:r>
         <w:t xml:space="preserve">.</w:t>
@@ -156,7 +162,13 @@
         <w:t xml:space="preserve">2.1. Общая цена Договора: </w:t>
       </w:r>
       <w:r>
-        <w:t xml:space="preserve">300 000 руб.</w:t>
+        <w:t xml:space="preserve">Пять миллионов сто тридцать тысяч рублей</w:t>
+      </w:r>
+      <w:r>
+        <w:t xml:space="preserve">, в т.ч. НДС </w:t>
+      </w:r>
+      <w:r>
+        <w:t xml:space="preserve">18%</w:t>
       </w:r>
       <w:r>
         <w:t xml:space="preserve">.</w:t>
@@ -167,7 +179,7 @@
         <w:t xml:space="preserve">2.2. Налог: </w:t>
       </w:r>
       <w:r>
-        <w:t xml:space="preserve">0,1 (одной десятой) % от цены Договора</w:t>
+        <w:t xml:space="preserve">1/300 ключевой ставки ЦБ РФ от цены Договора</w:t>
       </w:r>
       <w:r>
         <w:t xml:space="preserve">.</w:t>
@@ -178,7 +190,7 @@
         <w:t xml:space="preserve">2.3. Срок оплаты — </w:t>
       </w:r>
       <w:r>
-        <w:t xml:space="preserve">в течение 5 рабочих дней с момента выставления счета</w:t>
+        <w:t xml:space="preserve">не позднее 23.03.2025</w:t>
       </w:r>
       <w:r>
         <w:t xml:space="preserve">.</w:t>
@@ -198,7 +210,7 @@
         <w:t xml:space="preserve">, артикул </w:t>
       </w:r>
       <w:r>
-        <w:t xml:space="preserve">RM-8787-74</w:t>
+        <w:t xml:space="preserve">RM-5038-70</w:t>
       </w:r>
       <w:r>
         <w:t xml:space="preserve">, код </w:t>
@@ -258,7 +270,10 @@
         <w:t xml:space="preserve">. Цена — </w:t>
       </w:r>
       <w:r>
-        <w:t xml:space="preserve">500 000 рублей</w:t>
+        <w:t xml:space="preserve">89 300 000 руб. 00 копеек</w:t>
+      </w:r>
+      <w:r>
+        <w:t xml:space="preserve">, НДС не облагается</w:t>
       </w:r>
       <w:r>
         <w:t xml:space="preserve">.</w:t>
@@ -278,7 +293,7 @@
         <w:t xml:space="preserve">3.1. Место исполнения обязательств: </w:t>
       </w:r>
       <w:r>
-        <w:t xml:space="preserve">630099, г. Новосибирск, пер. Кирова, д. 6, кв. 177</w:t>
+        <w:t xml:space="preserve">394000, г. Воронеж, просп. Садовая, д. 35, кв. 12</w:t>
       </w:r>
       <w:r>
         <w:t xml:space="preserve">.</w:t>
@@ -295,7 +310,7 @@
         <w:t xml:space="preserve"> по телефону </w:t>
       </w:r>
       <w:r>
-        <w:t xml:space="preserve">+7 (843) 869-89-69</w:t>
+        <w:t xml:space="preserve">+7 (846) 601-89-69</w:t>
       </w:r>
       <w:r>
         <w:t xml:space="preserve">.</w:t>
@@ -306,7 +321,7 @@
         <w:t xml:space="preserve">3.3. Срок исполнения обязательств — </w:t>
       </w:r>
       <w:r>
-        <w:t xml:space="preserve">в течение 5 рабочих дней с момента подписания акта</w:t>
+        <w:t xml:space="preserve">в течение 6 (Шести) месяцев с момента подписания акта</w:t>
       </w:r>
       <w:r>
         <w:t xml:space="preserve">.</w:t>
@@ -337,13 +352,19 @@
         <w:t xml:space="preserve">Размер неустойки за нарушение сроков оплаты: </w:t>
       </w:r>
       <w:r>
-        <w:t xml:space="preserve">0,1% за каждый день просрочки</w:t>
+        <w:t xml:space="preserve">1/150 ключевой ставки ЦБ РФ от стоимости неоплаченных работ</w:t>
       </w:r>
       <w:r>
         <w:t xml:space="preserve">. Предельный размер ответственности: </w:t>
       </w:r>
       <w:r>
-        <w:t xml:space="preserve">0,1% от стоимости</w:t>
+        <w:t xml:space="preserve">1/150 ключевой ставки ЦБ РФ от общей суммы счета</w:t>
+      </w:r>
+      <w:r>
+        <w:t xml:space="preserve">, но не более </w:t>
+      </w:r>
+      <w:r>
+        <w:t xml:space="preserve">18% от цены Договора</w:t>
       </w:r>
       <w:r>
         <w:t xml:space="preserve">.</w:t>
@@ -365,7 +386,7 @@
         <w:t xml:space="preserve">Сторона, для которой создалась невозможность исполнения, обязана уведомить другую Сторону. Срок уведомления — </w:t>
       </w:r>
       <w:r>
-        <w:t xml:space="preserve">90 дней с момента заключения контракта</w:t>
+        <w:t xml:space="preserve">в течение 60 дней с момента поступления денежных средств на расчетный счет</w:t>
       </w:r>
       <w:r>
         <w:t xml:space="preserve">.</w:t>
@@ -379,13 +400,85 @@
         <w:t xml:space="preserve">Все споры и разногласия решаются путём переговоров. Претензионный порядок обязателен, срок ответа на претензию — </w:t>
       </w:r>
       <w:r>
-        <w:t xml:space="preserve">10 рабочих дней с момента поступления денежных средств на расчетный счет</w:t>
-      </w:r>
-      <w:r>
-        <w:t xml:space="preserve">.</w:t>
-      </w:r>
-    </w:p>
-    <w:p/>
+        <w:t xml:space="preserve">в течение сорока пяти календарных дней с момента заключения контракта</w:t>
+      </w:r>
+      <w:r>
+        <w:t xml:space="preserve">.</w:t>
+      </w:r>
+    </w:p>
+    <w:p/>
+    <w:p/>
+    <w:p/>
+    <w:p>
+      <w:r>
+        <w:rPr>
+          <w:b/>
+        </w:rPr>
+        <w:t xml:space="preserve">9. КОНТРОЛЬНЫЕ ВЕЛИЧИНЫ</w:t>
+      </w:r>
+    </w:p>
+    <w:p>
+      <w:r>
+        <w:t xml:space="preserve">9.1. Контрольная запись: </w:t>
+      </w:r>
+      <w:r>
+        <w:rPr>
+          <w:b/>
+        </w:rPr>
+        <w:t xml:space="preserve">не более 8</w:t>
+      </w:r>
+      <w:r>
+        <w:t xml:space="preserve">44 000 (Восьмисот сорока четырёх тысяч) рублей 5 коп.</w:t>
+      </w:r>
+      <w:r>
+        <w:t xml:space="preserve">.</w:t>
+      </w:r>
+    </w:p>
+    <w:p>
+      <w:r>
+        <w:t xml:space="preserve">9.2. Контрольная запись: </w:t>
+      </w:r>
+      <w:r>
+        <w:rPr>
+          <w:b/>
+        </w:rPr>
+        <w:t xml:space="preserve">1/1</w:t>
+      </w:r>
+      <w:r>
+        <w:t xml:space="preserve">30 ключевой ставки ЦБ РФ от цены Договора</w:t>
+      </w:r>
+      <w:r>
+        <w:t xml:space="preserve">.</w:t>
+      </w:r>
+    </w:p>
+    <w:p>
+      <w:r>
+        <w:t xml:space="preserve">9.3. Контрольная запись: </w:t>
+      </w:r>
+      <w:r>
+        <w:rPr>
+          <w:b/>
+        </w:rPr>
+        <w:t xml:space="preserve">в течение 6</w:t>
+      </w:r>
+      <w:r>
+        <w:t xml:space="preserve">0 (Шестидесяти) дней с момента подписания акта</w:t>
+      </w:r>
+      <w:r>
+        <w:t xml:space="preserve">.</w:t>
+      </w:r>
+    </w:p>
+    <w:p>
+      <w:r>
+        <w:t xml:space="preserve">9.4. Контрольная запись: </w:t>
+      </w:r>
+      <w:r>
+        <w:t xml:space="preserve">17⁠287/0‍83-сс</w:t>
+      </w:r>
+      <w:r>
+        <w:t xml:space="preserve">.</w:t>
+      </w:r>
+    </w:p>
     <w:p/>
     <w:p/>
     <w:p>
@@ -402,24 +495,9 @@
       </w:r>
       <w:ins w:id="1" w:author="Юрист" w:date="2024-01-01T00:00:00Z">
         <w:r>
-          <w:t xml:space="preserve">включая НДС </w:t>
+          <w:t xml:space="preserve">85400002 рубля</w:t>
         </w:r>
       </w:ins>
-      <w:ins w:id="2" w:author="Юрист" w:date="2024-01-01T00:00:00Z">
-        <w:r>
-          <w:t xml:space="preserve">20%</w:t>
-        </w:r>
-      </w:ins>
-      <w:ins w:id="3" w:author="Юрист" w:date="2024-01-01T00:00:00Z">
-        <w:r>
-          <w:t xml:space="preserve"> в размере </w:t>
-        </w:r>
-      </w:ins>
-      <w:ins w:id="4" w:author="Юрист" w:date="2024-01-01T00:00:00Z">
-        <w:r>
-          <w:t xml:space="preserve">11 562 (Одиннадцать тысяч пятьсот шестьдесят два) рубля</w:t>
-        </w:r>
-      </w:ins>
       <w:r>
         <w:t xml:space="preserve">.</w:t>
       </w:r>
@@ -438,7 +516,7 @@
         <w:fldChar w:fldCharType="separate"/>
       </w:r>
       <w:r>
-        <w:t xml:space="preserve">3 рабочих дня</w:t>
+        <w:t xml:space="preserve">не позднее 17.11.2025</w:t>
       </w:r>
       <w:r>
         <w:fldChar w:fldCharType="end"/>
@@ -495,7 +573,7 @@
               <w:t xml:space="preserve">Юридический адрес: </w:t>
             </w:r>
             <w:r>
-              <w:t xml:space="preserve">620014, г. Екатеринбург, проезд Строителей, д. 87, кв. 133</w:t>
+              <w:t xml:space="preserve">614000, г. Пермь, просп. Советская, д. 62, кв. 92</w:t>
             </w:r>
           </w:p>
           <w:p>
@@ -550,7 +628,7 @@
               <w:t xml:space="preserve">Тел.: </w:t>
             </w:r>
             <w:r>
-              <w:t xml:space="preserve">+7 (846) 163-35-71</w:t>
+              <w:t xml:space="preserve">+7 (843) 231-49-93</w:t>
             </w:r>
           </w:p>
           <w:p>
@@ -558,7 +636,7 @@
               <w:t xml:space="preserve">E-mail: </w:t>
             </w:r>
             <w:r>
-              <w:t xml:space="preserve">titova@list.ru</w:t>
+              <w:t xml:space="preserve">titova@sibtrans.ru</w:t>
             </w:r>
           </w:p>
           <w:p/>
@@ -596,7 +674,7 @@
               <w:t xml:space="preserve">Адрес регистрации: </w:t>
             </w:r>
             <w:r>
-              <w:t xml:space="preserve">614000, г. Пермь, бул. Октябрьская, д. 17, кв. 79</w:t>
+              <w:t xml:space="preserve">141400, г. Химки, ш. Садовая, д. 66, кв. 89</w:t>
             </w:r>
           </w:p>
           <w:p>
@@ -635,7 +713,7 @@
               <w:t xml:space="preserve">Тел.: </w:t>
             </w:r>
             <w:r>
-              <w:t xml:space="preserve">+7 (846) 568-45-51</w:t>
+              <w:t xml:space="preserve">+7 (499) 725-30-89</w:t>
             </w:r>
           </w:p>
           <w:p>
@@ -643,7 +721,7 @@
               <w:t xml:space="preserve">E-mail: </w:t>
             </w:r>
             <w:r>
-              <w:t xml:space="preserve">zayceva@bk.ru</w:t>
+              <w:t xml:space="preserve">zayceva@mail.ru</w:t>
             </w:r>
           </w:p>
           <w:p/>

--- a/tests/corpus_v2/docs/cx_labor_0017.docx
+++ b/tests/corpus_v2/docs/cx_labor_0017.docx
@@ -27,19 +27,19 @@
         <w:rPr>
           <w:b/>
         </w:rPr>
-        <w:t xml:space="preserve">1/12</w:t>
-      </w:r>
-    </w:p>
-    <w:p/>
-    <w:p>
-      <w:r>
-        <w:t xml:space="preserve">г. Сергиев Посад</w:t>
+        <w:t xml:space="preserve">81Ф-01648/12-924Д</w:t>
+      </w:r>
+    </w:p>
+    <w:p/>
+    <w:p>
+      <w:r>
+        <w:t xml:space="preserve">г. Ростов-на-Дону</w:t>
       </w:r>
       <w:r>
         <w:t xml:space="preserve">     </w:t>
       </w:r>
       <w:r>
-        <w:t xml:space="preserve">15.10.2024 г.</w:t>
+        <w:t xml:space="preserve">19.07.2024 г.</w:t>
       </w:r>
     </w:p>
     <w:p/>
@@ -66,7 +66,7 @@
         <w:t xml:space="preserve">ИП </w:t>
       </w:r>
       <w:r>
-        <w:t xml:space="preserve">Зайцева В. В.</w:t>
+        <w:t xml:space="preserve">Зайцева Вера Владимировна</w:t>
       </w:r>
       <w:r>
         <w:t xml:space="preserve">, ИНН </w:t>
@@ -81,7 +81,7 @@
         <w:t xml:space="preserve">, с другой стороны, совместно именуемые «Стороны», заключили настоящий Договор № </w:t>
       </w:r>
       <w:r>
-        <w:t xml:space="preserve">85/2023-К</w:t>
+        <w:t xml:space="preserve">1/23</w:t>
       </w:r>
       <w:r>
         <w:t xml:space="preserve"> (далее — Договор) о нижеследующем:</w:t>
@@ -474,6 +474,23 @@
       </w:r>
       <w:r>
         <w:t xml:space="preserve">17⁠287/0‍83-сс</w:t>
+      </w:r>
+      <w:r>
+        <w:t xml:space="preserve">.</w:t>
+      </w:r>
+    </w:p>
+    <w:p>
+      <w:r>
+        <w:t xml:space="preserve">9.5. Цена по протоколу разногласий: </w:t>
+      </w:r>
+      <w:r>
+        <w:t xml:space="preserve">9300000</w:t>
+      </w:r>
+      <w:r>
+        <w:t xml:space="preserve">, а прописью: </w:t>
+      </w:r>
+      <w:r>
+        <w:t xml:space="preserve">девять триста тысяч рублей</w:t>
       </w:r>
       <w:r>
         <w:t xml:space="preserve">.</w:t>
@@ -495,9 +512,14 @@
       </w:r>
       <w:ins w:id="1" w:author="Юрист" w:date="2024-01-01T00:00:00Z">
         <w:r>
-          <w:t xml:space="preserve">85400002 рубля</w:t>
+          <w:t xml:space="preserve">Шестьсот шестьдесят восемь тысяч два рубля 0 коп.</w:t>
         </w:r>
       </w:ins>
+      <w:ins w:id="2" w:author="Юрист" w:date="2024-01-01T00:00:00Z">
+        <w:r>
+          <w:t xml:space="preserve">, НДС не облагается, т.к. применяется УСН</w:t>
+        </w:r>
+      </w:ins>
       <w:r>
         <w:t xml:space="preserve">.</w:t>
       </w:r>
@@ -516,7 +538,7 @@
         <w:fldChar w:fldCharType="separate"/>
       </w:r>
       <w:r>
-        <w:t xml:space="preserve">не позднее 17.11.2025</w:t>
+        <w:t xml:space="preserve">не позднее 16.06.2026</w:t>
       </w:r>
       <w:r>
         <w:fldChar w:fldCharType="end"/>
@@ -573,7 +595,15 @@
               <w:t xml:space="preserve">Юридический адрес: </w:t>
             </w:r>
             <w:r>
-              <w:t xml:space="preserve">614000, г. Пермь, просп. Советская, д. 62, кв. 92</w:t>
+              <w:t xml:space="preserve">141300, г. Сергиев Посад, просп. Лесная, д. 40, кв. 168</w:t>
+            </w:r>
+          </w:p>
+          <w:p>
+            <w:r>
+              <w:t xml:space="preserve">Почтовый адрес: </w:t>
+            </w:r>
+            <w:r>
+              <w:t xml:space="preserve">143400, г. Красногорск, ш. Садовая, д. 66, кв. 89</w:t>
             </w:r>
           </w:p>
           <w:p>
@@ -628,7 +658,7 @@
               <w:t xml:space="preserve">Тел.: </w:t>
             </w:r>
             <w:r>
-              <w:t xml:space="preserve">+7 (843) 231-49-93</w:t>
+              <w:t xml:space="preserve">+7 (499) 725-30-89</w:t>
             </w:r>
           </w:p>
           <w:p>
@@ -636,7 +666,7 @@
               <w:t xml:space="preserve">E-mail: </w:t>
             </w:r>
             <w:r>
-              <w:t xml:space="preserve">titova@sibtrans.ru</w:t>
+              <w:t xml:space="preserve">titova@mail.ru</w:t>
             </w:r>
           </w:p>
           <w:p/>
@@ -674,7 +704,7 @@
               <w:t xml:space="preserve">Адрес регистрации: </w:t>
             </w:r>
             <w:r>
-              <w:t xml:space="preserve">141400, г. Химки, ш. Садовая, д. 66, кв. 89</w:t>
+              <w:t xml:space="preserve">420111, г. Казань, бул. Советская, д. 13, кв. 98</w:t>
             </w:r>
           </w:p>
           <w:p>
@@ -713,7 +743,7 @@
               <w:t xml:space="preserve">Тел.: </w:t>
             </w:r>
             <w:r>
-              <w:t xml:space="preserve">+7 (499) 725-30-89</w:t>
+              <w:t xml:space="preserve">+7 (843) 909-91-36</w:t>
             </w:r>
           </w:p>
           <w:p>
@@ -721,7 +751,7 @@
               <w:t xml:space="preserve">E-mail: </w:t>
             </w:r>
             <w:r>
-              <w:t xml:space="preserve">zayceva@mail.ru</w:t>
+              <w:t xml:space="preserve">zayceva@bk.ru</w:t>
             </w:r>
           </w:p>
           <w:p/>

--- a/tests/corpus_v2/docs/cx_labor_0017.docx
+++ b/tests/corpus_v2/docs/cx_labor_0017.docx
@@ -267,10 +267,16 @@
         <w:t xml:space="preserve">МКАС при ТПП РФ</w:t>
       </w:r>
       <w:r>
+        <w:t xml:space="preserve">. Товар отгружается с сопроводительным документом паспорт качества № </w:t>
+      </w:r>
+      <w:r>
+        <w:t xml:space="preserve">65 07 749848</w:t>
+      </w:r>
+      <w:r>
         <w:t xml:space="preserve">. Цена — </w:t>
       </w:r>
       <w:r>
-        <w:t xml:space="preserve">89 300 000 руб. 00 копеек</w:t>
+        <w:t xml:space="preserve">333 000 руб. 00 копеек</w:t>
       </w:r>
       <w:r>
         <w:t xml:space="preserve">, НДС не облагается</w:t>
@@ -293,7 +299,7 @@
         <w:t xml:space="preserve">3.1. Место исполнения обязательств: </w:t>
       </w:r>
       <w:r>
-        <w:t xml:space="preserve">394000, г. Воронеж, просп. Садовая, д. 35, кв. 12</w:t>
+        <w:t xml:space="preserve">101000, г. Москва, проезд Лесная, д. 80, кв. 120</w:t>
       </w:r>
       <w:r>
         <w:t xml:space="preserve">.</w:t>
@@ -310,7 +316,7 @@
         <w:t xml:space="preserve"> по телефону </w:t>
       </w:r>
       <w:r>
-        <w:t xml:space="preserve">+7 (846) 601-89-69</w:t>
+        <w:t xml:space="preserve">+7 (499) 237-76-75</w:t>
       </w:r>
       <w:r>
         <w:t xml:space="preserve">.</w:t>
@@ -364,7 +370,7 @@
         <w:t xml:space="preserve">, но не более </w:t>
       </w:r>
       <w:r>
-        <w:t xml:space="preserve">18% от цены Договора</w:t>
+        <w:t xml:space="preserve">20% от цены Договора</w:t>
       </w:r>
       <w:r>
         <w:t xml:space="preserve">.</w:t>
@@ -400,7 +406,7 @@
         <w:t xml:space="preserve">Все споры и разногласия решаются путём переговоров. Претензионный порядок обязателен, срок ответа на претензию — </w:t>
       </w:r>
       <w:r>
-        <w:t xml:space="preserve">в течение сорока пяти календарных дней с момента заключения контракта</w:t>
+        <w:t xml:space="preserve">в течение трех календарных дней с момента заключения контракта</w:t>
       </w:r>
       <w:r>
         <w:t xml:space="preserve">.</w:t>
@@ -425,10 +431,10 @@
         <w:rPr>
           <w:b/>
         </w:rPr>
-        <w:t xml:space="preserve">не более 8</w:t>
-      </w:r>
-      <w:r>
-        <w:t xml:space="preserve">44 000 (Восьмисот сорока четырёх тысяч) рублей 5 коп.</w:t>
+        <w:t xml:space="preserve">не более 92 0</w:t>
+      </w:r>
+      <w:r>
+        <w:t xml:space="preserve">00 (Девяноста двух тысяч) рублей 0 коп.</w:t>
       </w:r>
       <w:r>
         <w:t xml:space="preserve">.</w:t>
@@ -459,10 +465,10 @@
         <w:rPr>
           <w:b/>
         </w:rPr>
-        <w:t xml:space="preserve">в течение 6</w:t>
-      </w:r>
-      <w:r>
-        <w:t xml:space="preserve">0 (Шестидесяти) дней с момента подписания акта</w:t>
+        <w:t xml:space="preserve">в течение 3</w:t>
+      </w:r>
+      <w:r>
+        <w:t xml:space="preserve">0 (Тридцати) дней с момента подписания акта</w:t>
       </w:r>
       <w:r>
         <w:t xml:space="preserve">.</w:t>
@@ -473,7 +479,7 @@
         <w:t xml:space="preserve">9.4. Контрольная запись: </w:t>
       </w:r>
       <w:r>
-        <w:t xml:space="preserve">17⁠287/0‍83-сс</w:t>
+        <w:t xml:space="preserve">9 90‍45/530-сс</w:t>
       </w:r>
       <w:r>
         <w:t xml:space="preserve">.</w:t>
@@ -484,13 +490,13 @@
         <w:t xml:space="preserve">9.5. Цена по протоколу разногласий: </w:t>
       </w:r>
       <w:r>
-        <w:t xml:space="preserve">9300000</w:t>
+        <w:t xml:space="preserve">6500000</w:t>
       </w:r>
       <w:r>
         <w:t xml:space="preserve">, а прописью: </w:t>
       </w:r>
       <w:r>
-        <w:t xml:space="preserve">девять триста тысяч рублей</w:t>
+        <w:t xml:space="preserve">шесть пятьсот тысяч рублей</w:t>
       </w:r>
       <w:r>
         <w:t xml:space="preserve">.</w:t>
@@ -512,7 +518,7 @@
       </w:r>
       <w:ins w:id="1" w:author="Юрист" w:date="2024-01-01T00:00:00Z">
         <w:r>
-          <w:t xml:space="preserve">Шестьсот шестьдесят восемь тысяч два рубля 0 коп.</w:t>
+          <w:t xml:space="preserve">Девять миллионов девяносто тысяч два рубля 0 коп.</w:t>
         </w:r>
       </w:ins>
       <w:ins w:id="2" w:author="Юрист" w:date="2024-01-01T00:00:00Z">
@@ -538,7 +544,7 @@
         <w:fldChar w:fldCharType="separate"/>
       </w:r>
       <w:r>
-        <w:t xml:space="preserve">не позднее 16.06.2026</w:t>
+        <w:t xml:space="preserve">не позднее 10.11.2026</w:t>
       </w:r>
       <w:r>
         <w:fldChar w:fldCharType="end"/>
@@ -595,15 +601,7 @@
               <w:t xml:space="preserve">Юридический адрес: </w:t>
             </w:r>
             <w:r>
-              <w:t xml:space="preserve">141300, г. Сергиев Посад, просп. Лесная, д. 40, кв. 168</w:t>
-            </w:r>
-          </w:p>
-          <w:p>
-            <w:r>
-              <w:t xml:space="preserve">Почтовый адрес: </w:t>
-            </w:r>
-            <w:r>
-              <w:t xml:space="preserve">143400, г. Красногорск, ш. Садовая, д. 66, кв. 89</w:t>
+              <w:t xml:space="preserve">141400, г. Химки, ш. Садовая, д. 66, кв. 89</w:t>
             </w:r>
           </w:p>
           <w:p>
@@ -658,7 +656,7 @@
               <w:t xml:space="preserve">Тел.: </w:t>
             </w:r>
             <w:r>
-              <w:t xml:space="preserve">+7 (499) 725-30-89</w:t>
+              <w:t xml:space="preserve">+7 (383) 261-89-21</w:t>
             </w:r>
           </w:p>
           <w:p>
@@ -666,7 +664,7 @@
               <w:t xml:space="preserve">E-mail: </w:t>
             </w:r>
             <w:r>
-              <w:t xml:space="preserve">titova@mail.ru</w:t>
+              <w:t xml:space="preserve">titova@gmail.com</w:t>
             </w:r>
           </w:p>
           <w:p/>
@@ -704,7 +702,7 @@
               <w:t xml:space="preserve">Адрес регистрации: </w:t>
             </w:r>
             <w:r>
-              <w:t xml:space="preserve">420111, г. Казань, бул. Советская, д. 13, кв. 98</w:t>
+              <w:t xml:space="preserve">101000, г. Москва, ул. Промышленная, д. 49, кв. 102</w:t>
             </w:r>
           </w:p>
           <w:p>
@@ -743,7 +741,7 @@
               <w:t xml:space="preserve">Тел.: </w:t>
             </w:r>
             <w:r>
-              <w:t xml:space="preserve">+7 (843) 909-91-36</w:t>
+              <w:t xml:space="preserve">+7 (846) 312-76-78</w:t>
             </w:r>
           </w:p>
           <w:p>
@@ -751,7 +749,7 @@
               <w:t xml:space="preserve">E-mail: </w:t>
             </w:r>
             <w:r>
-              <w:t xml:space="preserve">zayceva@bk.ru</w:t>
+              <w:t xml:space="preserve">zayceva@mail.ru</w:t>
             </w:r>
           </w:p>
           <w:p/>

--- a/tests/corpus_v2/docs/cx_labor_0017.docx
+++ b/tests/corpus_v2/docs/cx_labor_0017.docx
@@ -273,10 +273,46 @@
         <w:t xml:space="preserve">65 07 749848</w:t>
       </w:r>
       <w:r>
+        <w:t xml:space="preserve">. К партии приложен паспорт изделия № </w:t>
+      </w:r>
+      <w:r>
+        <w:t xml:space="preserve">41 08 285742</w:t>
+      </w:r>
+      <w:r>
+        <w:t xml:space="preserve">. Оборудование поставляется с паспортом транспортного средства № </w:t>
+      </w:r>
+      <w:r>
+        <w:t xml:space="preserve">06 23 514013</w:t>
+      </w:r>
+      <w:r>
+        <w:t xml:space="preserve">. Приёмка производится согласно техническому паспорту </w:t>
+      </w:r>
+      <w:r>
+        <w:t xml:space="preserve">97 20 488660</w:t>
+      </w:r>
+      <w:r>
+        <w:t xml:space="preserve">. СНИЛС не указан, номер заказа </w:t>
+      </w:r>
+      <w:r>
+        <w:t xml:space="preserve">181-138-531 65</w:t>
+      </w:r>
+      <w:r>
+        <w:t xml:space="preserve">. Дата рождения не проставлена, документ выдан </w:t>
+      </w:r>
+      <w:r>
+        <w:t xml:space="preserve">20.10.2022</w:t>
+      </w:r>
+      <w:r>
+        <w:t xml:space="preserve">. Код подразделения, см. артикул </w:t>
+      </w:r>
+      <w:r>
+        <w:t xml:space="preserve">835-246</w:t>
+      </w:r>
+      <w:r>
         <w:t xml:space="preserve">. Цена — </w:t>
       </w:r>
       <w:r>
-        <w:t xml:space="preserve">333 000 руб. 00 копеек</w:t>
+        <w:t xml:space="preserve">66 800 000 руб. 00 копеек</w:t>
       </w:r>
       <w:r>
         <w:t xml:space="preserve">, НДС не облагается</w:t>
@@ -299,7 +335,7 @@
         <w:t xml:space="preserve">3.1. Место исполнения обязательств: </w:t>
       </w:r>
       <w:r>
-        <w:t xml:space="preserve">101000, г. Москва, проезд Лесная, д. 80, кв. 120</w:t>
+        <w:t xml:space="preserve">190000, г. Санкт-Петербург, бул. Мира, д. 87, кв. 112</w:t>
       </w:r>
       <w:r>
         <w:t xml:space="preserve">.</w:t>
@@ -316,7 +352,7 @@
         <w:t xml:space="preserve"> по телефону </w:t>
       </w:r>
       <w:r>
-        <w:t xml:space="preserve">+7 (499) 237-76-75</w:t>
+        <w:t xml:space="preserve">+7 (846) 629-93-33</w:t>
       </w:r>
       <w:r>
         <w:t xml:space="preserve">.</w:t>
@@ -370,7 +406,7 @@
         <w:t xml:space="preserve">, но не более </w:t>
       </w:r>
       <w:r>
-        <w:t xml:space="preserve">20% от цены Договора</w:t>
+        <w:t xml:space="preserve">15% от цены Договора</w:t>
       </w:r>
       <w:r>
         <w:t xml:space="preserve">.</w:t>
@@ -392,7 +428,7 @@
         <w:t xml:space="preserve">Сторона, для которой создалась невозможность исполнения, обязана уведомить другую Сторону. Срок уведомления — </w:t>
       </w:r>
       <w:r>
-        <w:t xml:space="preserve">в течение 60 дней с момента поступления денежных средств на расчетный счет</w:t>
+        <w:t xml:space="preserve">в течение 20 дней с момента поступления денежных средств на расчетный счет</w:t>
       </w:r>
       <w:r>
         <w:t xml:space="preserve">.</w:t>
@@ -406,7 +442,7 @@
         <w:t xml:space="preserve">Все споры и разногласия решаются путём переговоров. Претензионный порядок обязателен, срок ответа на претензию — </w:t>
       </w:r>
       <w:r>
-        <w:t xml:space="preserve">в течение трех календарных дней с момента заключения контракта</w:t>
+        <w:t xml:space="preserve">в течение четырнадцати календарных дней с момента заключения контракта</w:t>
       </w:r>
       <w:r>
         <w:t xml:space="preserve">.</w:t>
@@ -431,10 +467,10 @@
         <w:rPr>
           <w:b/>
         </w:rPr>
-        <w:t xml:space="preserve">не более 92 0</w:t>
-      </w:r>
-      <w:r>
-        <w:t xml:space="preserve">00 (Девяноста двух тысяч) рублей 0 коп.</w:t>
+        <w:t xml:space="preserve">не более 9 0</w:t>
+      </w:r>
+      <w:r>
+        <w:t xml:space="preserve">90 000 (Девяти миллионов девяноста тысяч) рублей 0 коп.</w:t>
       </w:r>
       <w:r>
         <w:t xml:space="preserve">.</w:t>
@@ -465,10 +501,10 @@
         <w:rPr>
           <w:b/>
         </w:rPr>
-        <w:t xml:space="preserve">в течение 3</w:t>
-      </w:r>
-      <w:r>
-        <w:t xml:space="preserve">0 (Тридцати) дней с момента подписания акта</w:t>
+        <w:t xml:space="preserve">в течение 1</w:t>
+      </w:r>
+      <w:r>
+        <w:t xml:space="preserve">4 (Четырнадцати) дней с момента подписания акта</w:t>
       </w:r>
       <w:r>
         <w:t xml:space="preserve">.</w:t>
@@ -479,7 +515,7 @@
         <w:t xml:space="preserve">9.4. Контрольная запись: </w:t>
       </w:r>
       <w:r>
-        <w:t xml:space="preserve">9 90‍45/530-сс</w:t>
+        <w:t xml:space="preserve">95787­/­469-сс</w:t>
       </w:r>
       <w:r>
         <w:t xml:space="preserve">.</w:t>
@@ -490,13 +526,13 @@
         <w:t xml:space="preserve">9.5. Цена по протоколу разногласий: </w:t>
       </w:r>
       <w:r>
-        <w:t xml:space="preserve">6500000</w:t>
+        <w:t xml:space="preserve">6300000</w:t>
       </w:r>
       <w:r>
         <w:t xml:space="preserve">, а прописью: </w:t>
       </w:r>
       <w:r>
-        <w:t xml:space="preserve">шесть пятьсот тысяч рублей</w:t>
+        <w:t xml:space="preserve">шесть триста тысяч рублей</w:t>
       </w:r>
       <w:r>
         <w:t xml:space="preserve">.</w:t>
@@ -518,7 +554,7 @@
       </w:r>
       <w:ins w:id="1" w:author="Юрист" w:date="2024-01-01T00:00:00Z">
         <w:r>
-          <w:t xml:space="preserve">Девять миллионов девяносто тысяч два рубля 0 коп.</w:t>
+          <w:t xml:space="preserve">Шестьсот тридцать пять тысяч два рубля 5 коп.</w:t>
         </w:r>
       </w:ins>
       <w:ins w:id="2" w:author="Юрист" w:date="2024-01-01T00:00:00Z">
@@ -544,7 +580,7 @@
         <w:fldChar w:fldCharType="separate"/>
       </w:r>
       <w:r>
-        <w:t xml:space="preserve">не позднее 10.11.2026</w:t>
+        <w:t xml:space="preserve">не позднее 20.02.2025</w:t>
       </w:r>
       <w:r>
         <w:fldChar w:fldCharType="end"/>
@@ -601,7 +637,7 @@
               <w:t xml:space="preserve">Юридический адрес: </w:t>
             </w:r>
             <w:r>
-              <w:t xml:space="preserve">141400, г. Химки, ш. Садовая, д. 66, кв. 89</w:t>
+              <w:t xml:space="preserve">101000, г. Москва, ул. Промышленная, д. 49, кв. 102</w:t>
             </w:r>
           </w:p>
           <w:p>
@@ -656,7 +692,7 @@
               <w:t xml:space="preserve">Тел.: </w:t>
             </w:r>
             <w:r>
-              <w:t xml:space="preserve">+7 (383) 261-89-21</w:t>
+              <w:t xml:space="preserve">+7 (846) 312-76-78</w:t>
             </w:r>
           </w:p>
           <w:p>
@@ -664,7 +700,7 @@
               <w:t xml:space="preserve">E-mail: </w:t>
             </w:r>
             <w:r>
-              <w:t xml:space="preserve">titova@gmail.com</w:t>
+              <w:t xml:space="preserve">titova@mail.ru</w:t>
             </w:r>
           </w:p>
           <w:p/>
@@ -702,7 +738,7 @@
               <w:t xml:space="preserve">Адрес регистрации: </w:t>
             </w:r>
             <w:r>
-              <w:t xml:space="preserve">101000, г. Москва, ул. Промышленная, д. 49, кв. 102</w:t>
+              <w:t xml:space="preserve">630099, г. Новосибирск, ш. Баумана, д. 18, кв. 18</w:t>
             </w:r>
           </w:p>
           <w:p>
@@ -741,7 +777,7 @@
               <w:t xml:space="preserve">Тел.: </w:t>
             </w:r>
             <w:r>
-              <w:t xml:space="preserve">+7 (846) 312-76-78</w:t>
+              <w:t xml:space="preserve">+7 (812) 584-30-67</w:t>
             </w:r>
           </w:p>
           <w:p>
@@ -749,7 +785,7 @@
               <w:t xml:space="preserve">E-mail: </w:t>
             </w:r>
             <w:r>
-              <w:t xml:space="preserve">zayceva@mail.ru</w:t>
+              <w:t xml:space="preserve">zayceva@romashka.ru</w:t>
             </w:r>
           </w:p>
           <w:p/>

--- a/tests/corpus_v2/docs/cx_labor_0017.docx
+++ b/tests/corpus_v2/docs/cx_labor_0017.docx
@@ -321,283 +321,120 @@
         <w:t xml:space="preserve">.</w:t>
       </w:r>
     </w:p>
-    <w:p/>
-    <w:p>
-      <w:r>
-        <w:rPr>
-          <w:b/>
-        </w:rPr>
-        <w:t xml:space="preserve">3. МЕСТО И СРОКИ ИСПОЛНЕНИЯ</w:t>
-      </w:r>
-    </w:p>
-    <w:p>
-      <w:r>
-        <w:t xml:space="preserve">3.1. Место исполнения обязательств: </w:t>
-      </w:r>
-      <w:r>
-        <w:t xml:space="preserve">190000, г. Санкт-Петербург, бул. Мира, д. 87, кв. 112</w:t>
-      </w:r>
-      <w:r>
-        <w:t xml:space="preserve">.</w:t>
-      </w:r>
-    </w:p>
-    <w:p>
-      <w:r>
-        <w:t xml:space="preserve">3.2. Уведомления направляются </w:t>
-      </w:r>
-      <w:r>
-        <w:t xml:space="preserve">Зайцевой Вере Владимировне</w:t>
-      </w:r>
-      <w:r>
-        <w:t xml:space="preserve"> по телефону </w:t>
-      </w:r>
-      <w:r>
-        <w:t xml:space="preserve">+7 (846) 629-93-33</w:t>
-      </w:r>
-      <w:r>
-        <w:t xml:space="preserve">.</w:t>
-      </w:r>
-    </w:p>
-    <w:p>
-      <w:r>
-        <w:t xml:space="preserve">3.3. Срок исполнения обязательств — </w:t>
-      </w:r>
-      <w:r>
-        <w:t xml:space="preserve">в течение 6 (Шести) месяцев с момента подписания акта</w:t>
-      </w:r>
-      <w:r>
-        <w:t xml:space="preserve">.</w:t>
-      </w:r>
-    </w:p>
-    <w:p/>
-    <w:p>
-      <w:r>
-        <w:rPr>
-          <w:b/>
-        </w:rPr>
-        <w:t xml:space="preserve">4. ПРОЧИЕ УСЛОВИЯ</w:t>
-      </w:r>
-    </w:p>
-    <w:p>
-      <w:r>
-        <w:t xml:space="preserve">4.1. </w:t>
-      </w:r>
-      <w:r>
-        <w:t xml:space="preserve">Стороны несут ответственность за неисполнение или ненадлежащее исполнение обязательств в соответствии с законодательством Российской Федерации.</w:t>
-      </w:r>
-    </w:p>
-    <w:p>
-      <w:r>
-        <w:t xml:space="preserve">4.2. </w:t>
-      </w:r>
-      <w:r>
-        <w:t xml:space="preserve">Размер неустойки за нарушение сроков оплаты: </w:t>
-      </w:r>
-      <w:r>
-        <w:t xml:space="preserve">1/150 ключевой ставки ЦБ РФ от стоимости неоплаченных работ</w:t>
-      </w:r>
-      <w:r>
-        <w:t xml:space="preserve">. Предельный размер ответственности: </w:t>
-      </w:r>
-      <w:r>
-        <w:t xml:space="preserve">1/150 ключевой ставки ЦБ РФ от общей суммы счета</w:t>
-      </w:r>
-      <w:r>
-        <w:t xml:space="preserve">, но не более </w:t>
-      </w:r>
-      <w:r>
-        <w:t xml:space="preserve">15% от цены Договора</w:t>
-      </w:r>
-      <w:r>
-        <w:t xml:space="preserve">.</w:t>
-      </w:r>
-    </w:p>
-    <w:p>
-      <w:r>
-        <w:t xml:space="preserve">4.3. </w:t>
-      </w:r>
-      <w:r>
-        <w:t xml:space="preserve">Стороны освобождаются от ответственности при наступлении обстоятельств непреодолимой силы, если они прямо повлияли на исполнение обязательств.</w:t>
-      </w:r>
-    </w:p>
-    <w:p>
-      <w:r>
-        <w:t xml:space="preserve">4.4. </w:t>
-      </w:r>
-      <w:r>
-        <w:t xml:space="preserve">Сторона, для которой создалась невозможность исполнения, обязана уведомить другую Сторону. Срок уведомления — </w:t>
-      </w:r>
-      <w:r>
-        <w:t xml:space="preserve">в течение 20 дней с момента поступления денежных средств на расчетный счет</w:t>
-      </w:r>
-      <w:r>
-        <w:t xml:space="preserve">.</w:t>
-      </w:r>
-    </w:p>
-    <w:p>
-      <w:r>
-        <w:t xml:space="preserve">4.5. </w:t>
-      </w:r>
-      <w:r>
-        <w:t xml:space="preserve">Все споры и разногласия решаются путём переговоров. Претензионный порядок обязателен, срок ответа на претензию — </w:t>
-      </w:r>
-      <w:r>
-        <w:t xml:space="preserve">в течение четырнадцати календарных дней с момента заключения контракта</w:t>
-      </w:r>
-      <w:r>
-        <w:t xml:space="preserve">.</w:t>
-      </w:r>
-    </w:p>
-    <w:p/>
-    <w:p/>
-    <w:p/>
-    <w:p>
-      <w:r>
-        <w:rPr>
-          <w:b/>
-        </w:rPr>
-        <w:t xml:space="preserve">9. КОНТРОЛЬНЫЕ ВЕЛИЧИНЫ</w:t>
-      </w:r>
-    </w:p>
-    <w:p>
-      <w:r>
-        <w:t xml:space="preserve">9.1. Контрольная запись: </w:t>
-      </w:r>
-      <w:r>
-        <w:rPr>
-          <w:b/>
-        </w:rPr>
-        <w:t xml:space="preserve">не более 9 0</w:t>
-      </w:r>
-      <w:r>
-        <w:t xml:space="preserve">90 000 (Девяти миллионов девяноста тысяч) рублей 0 коп.</w:t>
-      </w:r>
-      <w:r>
-        <w:t xml:space="preserve">.</w:t>
-      </w:r>
-    </w:p>
-    <w:p>
-      <w:r>
-        <w:t xml:space="preserve">9.2. Контрольная запись: </w:t>
-      </w:r>
-      <w:r>
-        <w:rPr>
-          <w:b/>
-        </w:rPr>
-        <w:t xml:space="preserve">1/1</w:t>
-      </w:r>
-      <w:r>
-        <w:t xml:space="preserve">30 ключевой ставки ЦБ РФ от цены Договора</w:t>
-      </w:r>
-      <w:r>
-        <w:t xml:space="preserve">.</w:t>
-      </w:r>
-    </w:p>
-    <w:p>
-      <w:r>
-        <w:t xml:space="preserve">9.3. Контрольная запись: </w:t>
-      </w:r>
-      <w:r>
-        <w:rPr>
-          <w:b/>
-        </w:rPr>
-        <w:t xml:space="preserve">в течение 1</w:t>
-      </w:r>
-      <w:r>
-        <w:t xml:space="preserve">4 (Четырнадцати) дней с момента подписания акта</w:t>
-      </w:r>
-      <w:r>
-        <w:t xml:space="preserve">.</w:t>
-      </w:r>
-    </w:p>
-    <w:p>
-      <w:r>
-        <w:t xml:space="preserve">9.4. Контрольная запись: </w:t>
-      </w:r>
-      <w:r>
-        <w:t xml:space="preserve">95787­/­469-сс</w:t>
-      </w:r>
-      <w:r>
-        <w:t xml:space="preserve">.</w:t>
-      </w:r>
-    </w:p>
-    <w:p>
-      <w:r>
-        <w:t xml:space="preserve">9.5. Цена по протоколу разногласий: </w:t>
-      </w:r>
-      <w:r>
-        <w:t xml:space="preserve">6300000</w:t>
-      </w:r>
-      <w:r>
-        <w:t xml:space="preserve">, а прописью: </w:t>
-      </w:r>
-      <w:r>
-        <w:t xml:space="preserve">шесть триста тысяч рублей</w:t>
-      </w:r>
-      <w:r>
-        <w:t xml:space="preserve">.</w:t>
-      </w:r>
-    </w:p>
-    <w:p/>
-    <w:p/>
-    <w:p>
-      <w:r>
-        <w:rPr>
-          <w:b/>
-        </w:rPr>
-        <w:t xml:space="preserve">11. УСЛОВИЯ, ОФОРМЛЕННЫЕ СРЕДСТВАМИ РЕДАКТОРА</w:t>
-      </w:r>
-    </w:p>
-    <w:p>
-      <w:r>
-        <w:t xml:space="preserve">11.1. Цена с учётом протокола разногласий: </w:t>
-      </w:r>
-      <w:ins w:id="1" w:author="Юрист" w:date="2024-01-01T00:00:00Z">
-        <w:r>
-          <w:t xml:space="preserve">Шестьсот тридцать пять тысяч два рубля 5 коп.</w:t>
-        </w:r>
-      </w:ins>
-      <w:ins w:id="2" w:author="Юрист" w:date="2024-01-01T00:00:00Z">
-        <w:r>
-          <w:t xml:space="preserve">, НДС не облагается, т.к. применяется УСН</w:t>
-        </w:r>
-      </w:ins>
-      <w:r>
-        <w:t xml:space="preserve">.</w:t>
-      </w:r>
-    </w:p>
-    <w:p>
-      <w:r>
-        <w:t xml:space="preserve">11.2. Срок (составное поле): </w:t>
-      </w:r>
-      <w:r>
-        <w:fldChar w:fldCharType="begin"/>
-      </w:r>
-      <w:r>
-        <w:instrText xml:space="preserve"> REF value \h </w:instrText>
-      </w:r>
-      <w:r>
-        <w:fldChar w:fldCharType="separate"/>
-      </w:r>
-      <w:r>
-        <w:t xml:space="preserve">не позднее 20.02.2025</w:t>
-      </w:r>
-      <w:r>
-        <w:fldChar w:fldCharType="end"/>
-      </w:r>
-      <w:r>
-        <w:t xml:space="preserve">.</w:t>
-      </w:r>
-    </w:p>
-    <w:p>
-      <w:r>
-        <w:rPr>
-          <w:b/>
-        </w:rPr>
-        <w:t xml:space="preserve">РЕКВИЗИТЫ И ПОДПИСИ СТОРОН</w:t>
-      </w:r>
-    </w:p>
-    <w:p/>
+    <w:p>
+      <w:r>
+        <w:t xml:space="preserve">2.5. </w:t>
+      </w:r>
+      <w:r>
+        <w:t xml:space="preserve">Товар маркирован штрихкодом </w:t>
+      </w:r>
+      <w:r>
+        <w:t xml:space="preserve">4600346102360</w:t>
+      </w:r>
+      <w:r>
+        <w:t xml:space="preserve">. Код контрагента по ОКПО — </w:t>
+      </w:r>
+      <w:r>
+        <w:t xml:space="preserve">7938703844</w:t>
+      </w:r>
+      <w:r>
+        <w:t xml:space="preserve">. Оборудование учтено под инвентарным номером </w:t>
+      </w:r>
+      <w:r>
+        <w:t xml:space="preserve">048682477</w:t>
+      </w:r>
+      <w:r>
+        <w:t xml:space="preserve">, складской позиции присвоен номер </w:t>
+      </w:r>
+      <w:r>
+        <w:t xml:space="preserve">703618860</w:t>
+      </w:r>
+      <w:r>
+        <w:t xml:space="preserve">.</w:t>
+      </w:r>
+    </w:p>
+    <w:p>
+      <w:r>
+        <w:t xml:space="preserve">2.6. </w:t>
+      </w:r>
+      <w:r>
+        <w:t xml:space="preserve">Оплата по счёту-фактуре на КБК </w:t>
+      </w:r>
+      <w:r>
+        <w:t xml:space="preserve">18210101011011000133</w:t>
+      </w:r>
+      <w:r>
+        <w:t xml:space="preserve">. ИНН не присвоен, регистрационный № </w:t>
+      </w:r>
+      <w:r>
+        <w:t xml:space="preserve">2762275321</w:t>
+      </w:r>
+      <w:r>
+        <w:t xml:space="preserve">. ИНН не присвоен, платёжный документ № </w:t>
+      </w:r>
+      <w:r>
+        <w:t xml:space="preserve">529137466995</w:t>
+      </w:r>
+      <w:r>
+        <w:t xml:space="preserve">. Заказчик действует в лице </w:t>
+      </w:r>
+      <w:r>
+        <w:t xml:space="preserve">уполномоченного представителя</w:t>
+      </w:r>
+      <w:r>
+        <w:t xml:space="preserve">, назначаемого приказом.</w:t>
+      </w:r>
+    </w:p>
+    <w:p>
+      <w:r>
+        <w:t xml:space="preserve">2.7. </w:t>
+      </w:r>
+      <w:r>
+        <w:t xml:space="preserve">Массовая доля влаги в товаре — </w:t>
+      </w:r>
+      <w:r>
+        <w:t xml:space="preserve">не более 13 %</w:t>
+      </w:r>
+      <w:r>
+        <w:t xml:space="preserve">. Товар подлежит хранению </w:t>
+      </w:r>
+      <w:r>
+        <w:t xml:space="preserve">в течение 48 часов</w:t>
+      </w:r>
+      <w:r>
+        <w:t xml:space="preserve"> при температуре не выше +4 °C. Срок исковой давности по требованиям, вытекающим из Договора, составляет </w:t>
+      </w:r>
+      <w:r>
+        <w:t xml:space="preserve">в течение трёх лет</w:t>
+      </w:r>
+      <w:r>
+        <w:t xml:space="preserve">, как установлено статьёй 196 Гражданского кодекса Российской Федерации. Обработка данных ведётся согласно Федеральному закону от 27.07.2006 № 152-ФЗ </w:t>
+      </w:r>
+      <w:r>
+        <w:t xml:space="preserve">«О персональных данных»</w:t>
+      </w:r>
+      <w:r>
+        <w:t xml:space="preserve">. Товар поставляется под маркой </w:t>
+      </w:r>
+      <w:r>
+        <w:t xml:space="preserve">«Стандарт»</w:t>
+      </w:r>
+      <w:r>
+        <w:t xml:space="preserve">. Влажность определяется </w:t>
+      </w:r>
+      <w:r>
+        <w:t xml:space="preserve">по методу Кьельдаля</w:t>
+      </w:r>
+      <w:r>
+        <w:t xml:space="preserve">. Споры передаются на рассмотрение в Арбитражный суд </w:t>
+      </w:r>
+      <w:r>
+        <w:t xml:space="preserve">города Москвы</w:t>
+      </w:r>
+      <w:r>
+        <w:t xml:space="preserve">.</w:t>
+      </w:r>
+    </w:p>
     <w:tbl>
       <w:tblPr>
         <w:tblW w:w="9360" w:type="dxa"/>
@@ -621,95 +458,7 @@
           </w:tcPr>
           <w:p>
             <w:r>
-              <w:rPr>
-                <w:b/>
-              </w:rPr>
-              <w:t xml:space="preserve">Работодатель:</w:t>
-            </w:r>
-          </w:p>
-          <w:p>
-            <w:r>
-              <w:t xml:space="preserve">АО «ПромСнаб»</w:t>
-            </w:r>
-          </w:p>
-          <w:p>
-            <w:r>
-              <w:t xml:space="preserve">Юридический адрес: </w:t>
-            </w:r>
-            <w:r>
-              <w:t xml:space="preserve">101000, г. Москва, ул. Промышленная, д. 49, кв. 102</w:t>
-            </w:r>
-          </w:p>
-          <w:p>
-            <w:r>
-              <w:t xml:space="preserve">ИНН </w:t>
-            </w:r>
-            <w:r>
-              <w:t xml:space="preserve">1570787984</w:t>
-            </w:r>
-            <w:r>
-              <w:t xml:space="preserve"> КПП </w:t>
-            </w:r>
-            <w:r>
-              <w:t xml:space="preserve">747979176</w:t>
-            </w:r>
-          </w:p>
-          <w:p>
-            <w:r>
-              <w:t xml:space="preserve">ОГРН </w:t>
-            </w:r>
-            <w:r>
-              <w:t xml:space="preserve">1972194555551</w:t>
-            </w:r>
-          </w:p>
-          <w:p>
-            <w:r>
-              <w:t xml:space="preserve">р/с </w:t>
-            </w:r>
-            <w:r>
-              <w:t xml:space="preserve">40702810754395407233</w:t>
-            </w:r>
-            <w:r>
-              <w:t xml:space="preserve"> в АО «Тинькофф Банк»</w:t>
-            </w:r>
-          </w:p>
-          <w:p>
-            <w:r>
-              <w:t xml:space="preserve">к/с </w:t>
-            </w:r>
-            <w:r>
-              <w:t xml:space="preserve">30101810145250000974</w:t>
-            </w:r>
-            <w:r>
-              <w:t xml:space="preserve"> БИК </w:t>
-            </w:r>
-            <w:r>
-              <w:t xml:space="preserve">044525974</w:t>
-            </w:r>
-          </w:p>
-          <w:p>
-            <w:r>
-              <w:t xml:space="preserve">Тел.: </w:t>
-            </w:r>
-            <w:r>
-              <w:t xml:space="preserve">+7 (846) 312-76-78</w:t>
-            </w:r>
-          </w:p>
-          <w:p>
-            <w:r>
-              <w:t xml:space="preserve">E-mail: </w:t>
-            </w:r>
-            <w:r>
-              <w:t xml:space="preserve">titova@mail.ru</w:t>
-            </w:r>
-          </w:p>
-          <w:p/>
-          <w:p>
-            <w:r>
-              <w:t xml:space="preserve">Управляющий ______________ </w:t>
-            </w:r>
-            <w:r>
-              <w:t xml:space="preserve">Е. П. Титова</w:t>
+              <w:t xml:space="preserve">8</w:t>
             </w:r>
           </w:p>
         </w:tc>
@@ -719,6 +468,418 @@
           </w:tcPr>
           <w:p>
             <w:r>
+              <w:t xml:space="preserve">2145276465</w:t>
+            </w:r>
+          </w:p>
+        </w:tc>
+      </w:tr>
+    </w:tbl>
+    <w:p/>
+    <w:p>
+      <w:r>
+        <w:rPr>
+          <w:b/>
+        </w:rPr>
+        <w:t xml:space="preserve">3. МЕСТО И СРОКИ ИСПОЛНЕНИЯ</w:t>
+      </w:r>
+    </w:p>
+    <w:p>
+      <w:r>
+        <w:t xml:space="preserve">3.1. Место исполнения обязательств: </w:t>
+      </w:r>
+      <w:r>
+        <w:t xml:space="preserve">141400, г. Химки, пер. Космонавтов, д. 42, кв. 139</w:t>
+      </w:r>
+      <w:r>
+        <w:t xml:space="preserve">.</w:t>
+      </w:r>
+    </w:p>
+    <w:p>
+      <w:r>
+        <w:t xml:space="preserve">3.2. Уведомления направляются </w:t>
+      </w:r>
+      <w:r>
+        <w:t xml:space="preserve">Зайцевой Вере Владимировне</w:t>
+      </w:r>
+      <w:r>
+        <w:t xml:space="preserve"> по телефону </w:t>
+      </w:r>
+      <w:r>
+        <w:t xml:space="preserve">+7 (383) 454-35-88</w:t>
+      </w:r>
+      <w:r>
+        <w:t xml:space="preserve">.</w:t>
+      </w:r>
+    </w:p>
+    <w:p>
+      <w:r>
+        <w:t xml:space="preserve">3.3. Срок исполнения обязательств — </w:t>
+      </w:r>
+      <w:r>
+        <w:t xml:space="preserve">в течение 36 (Тридцати шести) месяцев с момента подписания акта</w:t>
+      </w:r>
+      <w:r>
+        <w:t xml:space="preserve">.</w:t>
+      </w:r>
+    </w:p>
+    <w:p/>
+    <w:p>
+      <w:r>
+        <w:rPr>
+          <w:b/>
+        </w:rPr>
+        <w:t xml:space="preserve">4. ПРОЧИЕ УСЛОВИЯ</w:t>
+      </w:r>
+    </w:p>
+    <w:p>
+      <w:r>
+        <w:t xml:space="preserve">4.1. </w:t>
+      </w:r>
+      <w:r>
+        <w:t xml:space="preserve">Стороны несут ответственность за неисполнение или ненадлежащее исполнение обязательств в соответствии с законодательством Российской Федерации.</w:t>
+      </w:r>
+    </w:p>
+    <w:p>
+      <w:r>
+        <w:t xml:space="preserve">4.2. </w:t>
+      </w:r>
+      <w:r>
+        <w:t xml:space="preserve">Размер неустойки за нарушение сроков оплаты: </w:t>
+      </w:r>
+      <w:r>
+        <w:t xml:space="preserve">1/150 ключевой ставки ЦБ РФ от стоимости неоплаченных работ</w:t>
+      </w:r>
+      <w:r>
+        <w:t xml:space="preserve">. Предельный размер ответственности: </w:t>
+      </w:r>
+      <w:r>
+        <w:t xml:space="preserve">1/150 ключевой ставки ЦБ РФ от общей суммы счета</w:t>
+      </w:r>
+      <w:r>
+        <w:t xml:space="preserve">, но не более </w:t>
+      </w:r>
+      <w:r>
+        <w:t xml:space="preserve">21% от цены Договора</w:t>
+      </w:r>
+      <w:r>
+        <w:t xml:space="preserve">.</w:t>
+      </w:r>
+    </w:p>
+    <w:p>
+      <w:r>
+        <w:t xml:space="preserve">4.3. </w:t>
+      </w:r>
+      <w:r>
+        <w:t xml:space="preserve">Стороны освобождаются от ответственности при наступлении обстоятельств непреодолимой силы, если они прямо повлияли на исполнение обязательств.</w:t>
+      </w:r>
+    </w:p>
+    <w:p>
+      <w:r>
+        <w:t xml:space="preserve">4.4. </w:t>
+      </w:r>
+      <w:r>
+        <w:t xml:space="preserve">Сторона, для которой создалась невозможность исполнения, обязана уведомить другую Сторону. Срок уведомления — </w:t>
+      </w:r>
+      <w:r>
+        <w:t xml:space="preserve">в течение 5 дней с момента поступления денежных средств на расчетный счет</w:t>
+      </w:r>
+      <w:r>
+        <w:t xml:space="preserve">.</w:t>
+      </w:r>
+    </w:p>
+    <w:p>
+      <w:r>
+        <w:t xml:space="preserve">4.5. </w:t>
+      </w:r>
+      <w:r>
+        <w:t xml:space="preserve">Все споры и разногласия решаются путём переговоров. Претензионный порядок обязателен, срок ответа на претензию — </w:t>
+      </w:r>
+      <w:r>
+        <w:t xml:space="preserve">в течение десяти календарных дней с момента заключения контракта</w:t>
+      </w:r>
+      <w:r>
+        <w:t xml:space="preserve">.</w:t>
+      </w:r>
+    </w:p>
+    <w:p/>
+    <w:p/>
+    <w:p/>
+    <w:p>
+      <w:r>
+        <w:rPr>
+          <w:b/>
+        </w:rPr>
+        <w:t xml:space="preserve">9. КОНТРОЛЬНЫЕ ВЕЛИЧИНЫ</w:t>
+      </w:r>
+    </w:p>
+    <w:p>
+      <w:r>
+        <w:t xml:space="preserve">9.1. Контрольная запись: </w:t>
+      </w:r>
+      <w:r>
+        <w:rPr>
+          <w:b/>
+        </w:rPr>
+        <w:t xml:space="preserve">не более 6</w:t>
+      </w:r>
+      <w:r>
+        <w:t xml:space="preserve">60 000 (Шестисот шестидесяти тысяч) рублей 0 коп.</w:t>
+      </w:r>
+      <w:r>
+        <w:t xml:space="preserve">.</w:t>
+      </w:r>
+    </w:p>
+    <w:p>
+      <w:r>
+        <w:t xml:space="preserve">9.2. Контрольная запись: </w:t>
+      </w:r>
+      <w:r>
+        <w:rPr>
+          <w:b/>
+        </w:rPr>
+        <w:t xml:space="preserve">1/1</w:t>
+      </w:r>
+      <w:r>
+        <w:t xml:space="preserve">30 ключевой ставки ЦБ РФ от цены Договора</w:t>
+      </w:r>
+      <w:r>
+        <w:t xml:space="preserve">.</w:t>
+      </w:r>
+    </w:p>
+    <w:p>
+      <w:r>
+        <w:t xml:space="preserve">9.3. Контрольная запись: </w:t>
+      </w:r>
+      <w:r>
+        <w:rPr>
+          <w:b/>
+        </w:rPr>
+        <w:t xml:space="preserve">в течение 3</w:t>
+      </w:r>
+      <w:r>
+        <w:t xml:space="preserve">0 (Тридцати) дней с момента подписания акта</w:t>
+      </w:r>
+      <w:r>
+        <w:t xml:space="preserve">.</w:t>
+      </w:r>
+    </w:p>
+    <w:p>
+      <w:r>
+        <w:t xml:space="preserve">9.4. Контрольная запись: </w:t>
+      </w:r>
+      <w:r>
+        <w:t xml:space="preserve">6211­0/810 -сс</w:t>
+      </w:r>
+      <w:r>
+        <w:t xml:space="preserve">.</w:t>
+      </w:r>
+    </w:p>
+    <w:p>
+      <w:r>
+        <w:t xml:space="preserve">9.5. Цена по протоколу разногласий: </w:t>
+      </w:r>
+      <w:r>
+        <w:t xml:space="preserve">6200000</w:t>
+      </w:r>
+      <w:r>
+        <w:t xml:space="preserve">, а прописью: </w:t>
+      </w:r>
+      <w:r>
+        <w:t xml:space="preserve">шесть двести тысяч рублей</w:t>
+      </w:r>
+      <w:r>
+        <w:t xml:space="preserve">.</w:t>
+      </w:r>
+    </w:p>
+    <w:p/>
+    <w:p/>
+    <w:p>
+      <w:r>
+        <w:rPr>
+          <w:b/>
+        </w:rPr>
+        <w:t xml:space="preserve">11. УСЛОВИЯ, ОФОРМЛЕННЫЕ СРЕДСТВАМИ РЕДАКТОРА</w:t>
+      </w:r>
+    </w:p>
+    <w:p>
+      <w:r>
+        <w:t xml:space="preserve">11.1. Цена с учётом протокола разногласий: </w:t>
+      </w:r>
+      <w:ins w:id="1" w:author="Юрист" w:date="2024-01-01T00:00:00Z">
+        <w:r>
+          <w:t xml:space="preserve">Шестьсот двадцать девять тысяч два рубля 0 коп.</w:t>
+        </w:r>
+      </w:ins>
+      <w:ins w:id="2" w:author="Юрист" w:date="2024-01-01T00:00:00Z">
+        <w:r>
+          <w:t xml:space="preserve">, НДС не облагается, т.к. применяется УСН</w:t>
+        </w:r>
+      </w:ins>
+      <w:r>
+        <w:t xml:space="preserve">.</w:t>
+      </w:r>
+    </w:p>
+    <w:p>
+      <w:r>
+        <w:t xml:space="preserve">11.2. Срок (составное поле): </w:t>
+      </w:r>
+      <w:r>
+        <w:fldChar w:fldCharType="begin"/>
+      </w:r>
+      <w:r>
+        <w:instrText xml:space="preserve"> REF value \h </w:instrText>
+      </w:r>
+      <w:r>
+        <w:fldChar w:fldCharType="separate"/>
+      </w:r>
+      <w:r>
+        <w:t xml:space="preserve">не позднее 26.06.2026</w:t>
+      </w:r>
+      <w:r>
+        <w:fldChar w:fldCharType="end"/>
+      </w:r>
+      <w:r>
+        <w:t xml:space="preserve">.</w:t>
+      </w:r>
+    </w:p>
+    <w:p>
+      <w:r>
+        <w:rPr>
+          <w:b/>
+        </w:rPr>
+        <w:t xml:space="preserve">РЕКВИЗИТЫ И ПОДПИСИ СТОРОН</w:t>
+      </w:r>
+    </w:p>
+    <w:p/>
+    <w:tbl>
+      <w:tblPr>
+        <w:tblW w:w="9360" w:type="dxa"/>
+        <w:tblBorders>
+          <w:top w:val="single" w:sz="4" w:color="auto"/>
+          <w:left w:val="single" w:sz="4" w:color="auto"/>
+          <w:bottom w:val="single" w:sz="4" w:color="auto"/>
+          <w:right w:val="single" w:sz="4" w:color="auto"/>
+          <w:insideH w:val="single" w:sz="4" w:color="auto"/>
+          <w:insideV w:val="single" w:sz="4" w:color="auto"/>
+        </w:tblBorders>
+      </w:tblPr>
+      <w:tblGrid>
+        <w:gridCol w:w="4680"/>
+        <w:gridCol w:w="4680"/>
+      </w:tblGrid>
+      <w:tr>
+        <w:tc>
+          <w:tcPr>
+            <w:tcW w:w="4680" w:type="dxa"/>
+          </w:tcPr>
+          <w:p>
+            <w:r>
+              <w:rPr>
+                <w:b/>
+              </w:rPr>
+              <w:t xml:space="preserve">Работодатель:</w:t>
+            </w:r>
+          </w:p>
+          <w:p>
+            <w:r>
+              <w:t xml:space="preserve">АО «ПромСнаб»</w:t>
+            </w:r>
+          </w:p>
+          <w:p>
+            <w:r>
+              <w:t xml:space="preserve">Юридический адрес: </w:t>
+            </w:r>
+            <w:r>
+              <w:t xml:space="preserve">170100, г. Тверь, ул. Космонавтов, д. 30, кв. 190</w:t>
+            </w:r>
+          </w:p>
+          <w:p>
+            <w:r>
+              <w:t xml:space="preserve">Почтовый адрес: </w:t>
+            </w:r>
+            <w:r>
+              <w:t xml:space="preserve">630099, г. Новосибирск, наб. Советская, д. 63, кв. 93</w:t>
+            </w:r>
+          </w:p>
+          <w:p>
+            <w:r>
+              <w:t xml:space="preserve">ИНН </w:t>
+            </w:r>
+            <w:r>
+              <w:t xml:space="preserve">1570787984</w:t>
+            </w:r>
+            <w:r>
+              <w:t xml:space="preserve"> КПП </w:t>
+            </w:r>
+            <w:r>
+              <w:t xml:space="preserve">747979176</w:t>
+            </w:r>
+          </w:p>
+          <w:p>
+            <w:r>
+              <w:t xml:space="preserve">ОГРН </w:t>
+            </w:r>
+            <w:r>
+              <w:t xml:space="preserve">1972194555551</w:t>
+            </w:r>
+          </w:p>
+          <w:p>
+            <w:r>
+              <w:t xml:space="preserve">р/с </w:t>
+            </w:r>
+            <w:r>
+              <w:t xml:space="preserve">40702810754395407233</w:t>
+            </w:r>
+            <w:r>
+              <w:t xml:space="preserve"> в АО «Тинькофф Банк»</w:t>
+            </w:r>
+          </w:p>
+          <w:p>
+            <w:r>
+              <w:t xml:space="preserve">к/с </w:t>
+            </w:r>
+            <w:r>
+              <w:t xml:space="preserve">30101810145250000974</w:t>
+            </w:r>
+            <w:r>
+              <w:t xml:space="preserve"> БИК </w:t>
+            </w:r>
+            <w:r>
+              <w:t xml:space="preserve">044525974</w:t>
+            </w:r>
+          </w:p>
+          <w:p>
+            <w:r>
+              <w:t xml:space="preserve">Тел.: </w:t>
+            </w:r>
+            <w:r>
+              <w:t xml:space="preserve">+7 (843) 902-99-60</w:t>
+            </w:r>
+          </w:p>
+          <w:p>
+            <w:r>
+              <w:t xml:space="preserve">E-mail: </w:t>
+            </w:r>
+            <w:r>
+              <w:t xml:space="preserve">titova@list.ru</w:t>
+            </w:r>
+          </w:p>
+          <w:p/>
+          <w:p>
+            <w:r>
+              <w:t xml:space="preserve">Управляющий ______________ </w:t>
+            </w:r>
+            <w:r>
+              <w:t xml:space="preserve">Е. П. Титова</w:t>
+            </w:r>
+          </w:p>
+        </w:tc>
+        <w:tc>
+          <w:tcPr>
+            <w:tcW w:w="4680" w:type="dxa"/>
+          </w:tcPr>
+          <w:p>
+            <w:r>
               <w:rPr>
                 <w:b/>
               </w:rPr>
@@ -738,7 +899,7 @@
               <w:t xml:space="preserve">Адрес регистрации: </w:t>
             </w:r>
             <w:r>
-              <w:t xml:space="preserve">630099, г. Новосибирск, ш. Баумана, д. 18, кв. 18</w:t>
+              <w:t xml:space="preserve">420111, г. Казань, ул. Ленина, д. 82, кв. 3</w:t>
             </w:r>
           </w:p>
           <w:p>
@@ -777,7 +938,7 @@
               <w:t xml:space="preserve">Тел.: </w:t>
             </w:r>
             <w:r>
-              <w:t xml:space="preserve">+7 (812) 584-30-67</w:t>
+              <w:t xml:space="preserve">+7 (812) 615-29-12</w:t>
             </w:r>
           </w:p>
           <w:p>
@@ -785,7 +946,7 @@
               <w:t xml:space="preserve">E-mail: </w:t>
             </w:r>
             <w:r>
-              <w:t xml:space="preserve">zayceva@romashka.ru</w:t>
+              <w:t xml:space="preserve">zayceva@bk.ru</w:t>
             </w:r>
           </w:p>
           <w:p/>

--- a/tests/corpus_v2/docs/cx_labor_0017.docx
+++ b/tests/corpus_v2/docs/cx_labor_0017.docx
@@ -474,283 +474,34 @@
         </w:tc>
       </w:tr>
     </w:tbl>
-    <w:p/>
-    <w:p>
-      <w:r>
-        <w:rPr>
-          <w:b/>
-        </w:rPr>
-        <w:t xml:space="preserve">3. МЕСТО И СРОКИ ИСПОЛНЕНИЯ</w:t>
-      </w:r>
-    </w:p>
-    <w:p>
-      <w:r>
-        <w:t xml:space="preserve">3.1. Место исполнения обязательств: </w:t>
-      </w:r>
-      <w:r>
-        <w:t xml:space="preserve">141400, г. Химки, пер. Космонавтов, д. 42, кв. 139</w:t>
-      </w:r>
-      <w:r>
-        <w:t xml:space="preserve">.</w:t>
-      </w:r>
-    </w:p>
-    <w:p>
-      <w:r>
-        <w:t xml:space="preserve">3.2. Уведомления направляются </w:t>
-      </w:r>
-      <w:r>
-        <w:t xml:space="preserve">Зайцевой Вере Владимировне</w:t>
-      </w:r>
-      <w:r>
-        <w:t xml:space="preserve"> по телефону </w:t>
-      </w:r>
-      <w:r>
-        <w:t xml:space="preserve">+7 (383) 454-35-88</w:t>
-      </w:r>
-      <w:r>
-        <w:t xml:space="preserve">.</w:t>
-      </w:r>
-    </w:p>
-    <w:p>
-      <w:r>
-        <w:t xml:space="preserve">3.3. Срок исполнения обязательств — </w:t>
-      </w:r>
-      <w:r>
-        <w:t xml:space="preserve">в течение 36 (Тридцати шести) месяцев с момента подписания акта</w:t>
-      </w:r>
-      <w:r>
-        <w:t xml:space="preserve">.</w:t>
-      </w:r>
-    </w:p>
-    <w:p/>
-    <w:p>
-      <w:r>
-        <w:rPr>
-          <w:b/>
-        </w:rPr>
-        <w:t xml:space="preserve">4. ПРОЧИЕ УСЛОВИЯ</w:t>
-      </w:r>
-    </w:p>
-    <w:p>
-      <w:r>
-        <w:t xml:space="preserve">4.1. </w:t>
-      </w:r>
-      <w:r>
-        <w:t xml:space="preserve">Стороны несут ответственность за неисполнение или ненадлежащее исполнение обязательств в соответствии с законодательством Российской Федерации.</w:t>
-      </w:r>
-    </w:p>
-    <w:p>
-      <w:r>
-        <w:t xml:space="preserve">4.2. </w:t>
-      </w:r>
-      <w:r>
-        <w:t xml:space="preserve">Размер неустойки за нарушение сроков оплаты: </w:t>
-      </w:r>
-      <w:r>
-        <w:t xml:space="preserve">1/150 ключевой ставки ЦБ РФ от стоимости неоплаченных работ</w:t>
-      </w:r>
-      <w:r>
-        <w:t xml:space="preserve">. Предельный размер ответственности: </w:t>
-      </w:r>
-      <w:r>
-        <w:t xml:space="preserve">1/150 ключевой ставки ЦБ РФ от общей суммы счета</w:t>
-      </w:r>
-      <w:r>
-        <w:t xml:space="preserve">, но не более </w:t>
-      </w:r>
-      <w:r>
-        <w:t xml:space="preserve">21% от цены Договора</w:t>
-      </w:r>
-      <w:r>
-        <w:t xml:space="preserve">.</w:t>
-      </w:r>
-    </w:p>
-    <w:p>
-      <w:r>
-        <w:t xml:space="preserve">4.3. </w:t>
-      </w:r>
-      <w:r>
-        <w:t xml:space="preserve">Стороны освобождаются от ответственности при наступлении обстоятельств непреодолимой силы, если они прямо повлияли на исполнение обязательств.</w:t>
-      </w:r>
-    </w:p>
-    <w:p>
-      <w:r>
-        <w:t xml:space="preserve">4.4. </w:t>
-      </w:r>
-      <w:r>
-        <w:t xml:space="preserve">Сторона, для которой создалась невозможность исполнения, обязана уведомить другую Сторону. Срок уведомления — </w:t>
-      </w:r>
-      <w:r>
-        <w:t xml:space="preserve">в течение 5 дней с момента поступления денежных средств на расчетный счет</w:t>
-      </w:r>
-      <w:r>
-        <w:t xml:space="preserve">.</w:t>
-      </w:r>
-    </w:p>
-    <w:p>
-      <w:r>
-        <w:t xml:space="preserve">4.5. </w:t>
-      </w:r>
-      <w:r>
-        <w:t xml:space="preserve">Все споры и разногласия решаются путём переговоров. Претензионный порядок обязателен, срок ответа на претензию — </w:t>
-      </w:r>
-      <w:r>
-        <w:t xml:space="preserve">в течение десяти календарных дней с момента заключения контракта</w:t>
-      </w:r>
-      <w:r>
-        <w:t xml:space="preserve">.</w:t>
-      </w:r>
-    </w:p>
-    <w:p/>
-    <w:p/>
-    <w:p/>
-    <w:p>
-      <w:r>
-        <w:rPr>
-          <w:b/>
-        </w:rPr>
-        <w:t xml:space="preserve">9. КОНТРОЛЬНЫЕ ВЕЛИЧИНЫ</w:t>
-      </w:r>
-    </w:p>
-    <w:p>
-      <w:r>
-        <w:t xml:space="preserve">9.1. Контрольная запись: </w:t>
-      </w:r>
-      <w:r>
-        <w:rPr>
-          <w:b/>
-        </w:rPr>
-        <w:t xml:space="preserve">не более 6</w:t>
-      </w:r>
-      <w:r>
-        <w:t xml:space="preserve">60 000 (Шестисот шестидесяти тысяч) рублей 0 коп.</w:t>
-      </w:r>
-      <w:r>
-        <w:t xml:space="preserve">.</w:t>
-      </w:r>
-    </w:p>
-    <w:p>
-      <w:r>
-        <w:t xml:space="preserve">9.2. Контрольная запись: </w:t>
-      </w:r>
-      <w:r>
-        <w:rPr>
-          <w:b/>
-        </w:rPr>
-        <w:t xml:space="preserve">1/1</w:t>
-      </w:r>
-      <w:r>
-        <w:t xml:space="preserve">30 ключевой ставки ЦБ РФ от цены Договора</w:t>
-      </w:r>
-      <w:r>
-        <w:t xml:space="preserve">.</w:t>
-      </w:r>
-    </w:p>
-    <w:p>
-      <w:r>
-        <w:t xml:space="preserve">9.3. Контрольная запись: </w:t>
-      </w:r>
-      <w:r>
-        <w:rPr>
-          <w:b/>
-        </w:rPr>
-        <w:t xml:space="preserve">в течение 3</w:t>
-      </w:r>
-      <w:r>
-        <w:t xml:space="preserve">0 (Тридцати) дней с момента подписания акта</w:t>
-      </w:r>
-      <w:r>
-        <w:t xml:space="preserve">.</w:t>
-      </w:r>
-    </w:p>
-    <w:p>
-      <w:r>
-        <w:t xml:space="preserve">9.4. Контрольная запись: </w:t>
-      </w:r>
-      <w:r>
-        <w:t xml:space="preserve">6211­0/810 -сс</w:t>
-      </w:r>
-      <w:r>
-        <w:t xml:space="preserve">.</w:t>
-      </w:r>
-    </w:p>
-    <w:p>
-      <w:r>
-        <w:t xml:space="preserve">9.5. Цена по протоколу разногласий: </w:t>
-      </w:r>
-      <w:r>
-        <w:t xml:space="preserve">6200000</w:t>
-      </w:r>
-      <w:r>
-        <w:t xml:space="preserve">, а прописью: </w:t>
-      </w:r>
-      <w:r>
-        <w:t xml:space="preserve">шесть двести тысяч рублей</w:t>
-      </w:r>
-      <w:r>
-        <w:t xml:space="preserve">.</w:t>
-      </w:r>
-    </w:p>
-    <w:p/>
-    <w:p/>
-    <w:p>
-      <w:r>
-        <w:rPr>
-          <w:b/>
-        </w:rPr>
-        <w:t xml:space="preserve">11. УСЛОВИЯ, ОФОРМЛЕННЫЕ СРЕДСТВАМИ РЕДАКТОРА</w:t>
-      </w:r>
-    </w:p>
-    <w:p>
-      <w:r>
-        <w:t xml:space="preserve">11.1. Цена с учётом протокола разногласий: </w:t>
-      </w:r>
-      <w:ins w:id="1" w:author="Юрист" w:date="2024-01-01T00:00:00Z">
-        <w:r>
-          <w:t xml:space="preserve">Шестьсот двадцать девять тысяч два рубля 0 коп.</w:t>
-        </w:r>
-      </w:ins>
-      <w:ins w:id="2" w:author="Юрист" w:date="2024-01-01T00:00:00Z">
-        <w:r>
-          <w:t xml:space="preserve">, НДС не облагается, т.к. применяется УСН</w:t>
-        </w:r>
-      </w:ins>
-      <w:r>
-        <w:t xml:space="preserve">.</w:t>
-      </w:r>
-    </w:p>
-    <w:p>
-      <w:r>
-        <w:t xml:space="preserve">11.2. Срок (составное поле): </w:t>
-      </w:r>
-      <w:r>
-        <w:fldChar w:fldCharType="begin"/>
-      </w:r>
-      <w:r>
-        <w:instrText xml:space="preserve"> REF value \h </w:instrText>
-      </w:r>
-      <w:r>
-        <w:fldChar w:fldCharType="separate"/>
-      </w:r>
-      <w:r>
-        <w:t xml:space="preserve">не позднее 26.06.2026</w:t>
-      </w:r>
-      <w:r>
-        <w:fldChar w:fldCharType="end"/>
-      </w:r>
-      <w:r>
-        <w:t xml:space="preserve">.</w:t>
-      </w:r>
-    </w:p>
-    <w:p>
-      <w:r>
-        <w:rPr>
-          <w:b/>
-        </w:rPr>
-        <w:t xml:space="preserve">РЕКВИЗИТЫ И ПОДПИСИ СТОРОН</w:t>
-      </w:r>
-    </w:p>
-    <w:p/>
+    <w:p>
+      <w:r>
+        <w:t xml:space="preserve">2.8. </w:t>
+      </w:r>
+      <w:r>
+        <w:t xml:space="preserve">Платёж по налогу перечисляется на код бюджетной классификации </w:t>
+      </w:r>
+      <w:r>
+        <w:t xml:space="preserve">182 101 010 110 110 001 10</w:t>
+      </w:r>
+      <w:r>
+        <w:t xml:space="preserve">, получатель — территориальный орган Федерального казначейства.</w:t>
+      </w:r>
+    </w:p>
+    <w:p>
+      <w:r>
+        <w:t xml:space="preserve">2.9. </w:t>
+      </w:r>
+      <w:r>
+        <w:t xml:space="preserve">Полномочия подтверждаются свидетельством о рождении, выдано </w:t>
+      </w:r>
+      <w:r>
+        <w:t xml:space="preserve">10.11.2017</w:t>
+      </w:r>
+      <w:r>
+        <w:t xml:space="preserve"> отделом ЗАГС.</w:t>
+      </w:r>
+    </w:p>
     <w:tbl>
       <w:tblPr>
         <w:tblW w:w="9360" w:type="dxa"/>
@@ -774,103 +525,7 @@
           </w:tcPr>
           <w:p>
             <w:r>
-              <w:rPr>
-                <w:b/>
-              </w:rPr>
-              <w:t xml:space="preserve">Работодатель:</w:t>
-            </w:r>
-          </w:p>
-          <w:p>
-            <w:r>
-              <w:t xml:space="preserve">АО «ПромСнаб»</w:t>
-            </w:r>
-          </w:p>
-          <w:p>
-            <w:r>
-              <w:t xml:space="preserve">Юридический адрес: </w:t>
-            </w:r>
-            <w:r>
-              <w:t xml:space="preserve">170100, г. Тверь, ул. Космонавтов, д. 30, кв. 190</w:t>
-            </w:r>
-          </w:p>
-          <w:p>
-            <w:r>
-              <w:t xml:space="preserve">Почтовый адрес: </w:t>
-            </w:r>
-            <w:r>
-              <w:t xml:space="preserve">630099, г. Новосибирск, наб. Советская, д. 63, кв. 93</w:t>
-            </w:r>
-          </w:p>
-          <w:p>
-            <w:r>
-              <w:t xml:space="preserve">ИНН </w:t>
-            </w:r>
-            <w:r>
-              <w:t xml:space="preserve">1570787984</w:t>
-            </w:r>
-            <w:r>
-              <w:t xml:space="preserve"> КПП </w:t>
-            </w:r>
-            <w:r>
-              <w:t xml:space="preserve">747979176</w:t>
-            </w:r>
-          </w:p>
-          <w:p>
-            <w:r>
-              <w:t xml:space="preserve">ОГРН </w:t>
-            </w:r>
-            <w:r>
-              <w:t xml:space="preserve">1972194555551</w:t>
-            </w:r>
-          </w:p>
-          <w:p>
-            <w:r>
-              <w:t xml:space="preserve">р/с </w:t>
-            </w:r>
-            <w:r>
-              <w:t xml:space="preserve">40702810754395407233</w:t>
-            </w:r>
-            <w:r>
-              <w:t xml:space="preserve"> в АО «Тинькофф Банк»</w:t>
-            </w:r>
-          </w:p>
-          <w:p>
-            <w:r>
-              <w:t xml:space="preserve">к/с </w:t>
-            </w:r>
-            <w:r>
-              <w:t xml:space="preserve">30101810145250000974</w:t>
-            </w:r>
-            <w:r>
-              <w:t xml:space="preserve"> БИК </w:t>
-            </w:r>
-            <w:r>
-              <w:t xml:space="preserve">044525974</w:t>
-            </w:r>
-          </w:p>
-          <w:p>
-            <w:r>
-              <w:t xml:space="preserve">Тел.: </w:t>
-            </w:r>
-            <w:r>
-              <w:t xml:space="preserve">+7 (843) 902-99-60</w:t>
-            </w:r>
-          </w:p>
-          <w:p>
-            <w:r>
-              <w:t xml:space="preserve">E-mail: </w:t>
-            </w:r>
-            <w:r>
-              <w:t xml:space="preserve">titova@list.ru</w:t>
-            </w:r>
-          </w:p>
-          <w:p/>
-          <w:p>
-            <w:r>
-              <w:t xml:space="preserve">Управляющий ______________ </w:t>
-            </w:r>
-            <w:r>
-              <w:t xml:space="preserve">Е. П. Титова</w:t>
+              <w:t xml:space="preserve">6</w:t>
             </w:r>
           </w:p>
         </w:tc>
@@ -880,6 +535,438 @@
           </w:tcPr>
           <w:p>
             <w:r>
+              <w:t xml:space="preserve">РУБ.</w:t>
+            </w:r>
+          </w:p>
+        </w:tc>
+      </w:tr>
+    </w:tbl>
+    <w:p>
+      <w:r>
+        <w:t xml:space="preserve">2.10. </w:t>
+      </w:r>
+      <w:r>
+        <w:t xml:space="preserve">Поставке подлежит насос модели </w:t>
+      </w:r>
+      <w:r>
+        <w:t xml:space="preserve">ЭЦВ-6-10-80h</w:t>
+      </w:r>
+      <w:r>
+        <w:t xml:space="preserve"> и кабель марки </w:t>
+      </w:r>
+      <w:r>
+        <w:t xml:space="preserve">ВВГнг(А)-LSt</w:t>
+      </w:r>
+      <w:r>
+        <w:t xml:space="preserve">.</w:t>
+      </w:r>
+    </w:p>
+    <w:p/>
+    <w:p>
+      <w:r>
+        <w:rPr>
+          <w:b/>
+        </w:rPr>
+        <w:t xml:space="preserve">3. МЕСТО И СРОКИ ИСПОЛНЕНИЯ</w:t>
+      </w:r>
+    </w:p>
+    <w:p>
+      <w:r>
+        <w:t xml:space="preserve">3.1. Место исполнения обязательств: </w:t>
+      </w:r>
+      <w:r>
+        <w:t xml:space="preserve">143400, г. Красногорск, ш. Садовая, д. 66, кв. 89</w:t>
+      </w:r>
+      <w:r>
+        <w:t xml:space="preserve">.</w:t>
+      </w:r>
+    </w:p>
+    <w:p>
+      <w:r>
+        <w:t xml:space="preserve">3.2. Уведомления направляются </w:t>
+      </w:r>
+      <w:r>
+        <w:t xml:space="preserve">Зайцевой Вере Владимировне</w:t>
+      </w:r>
+      <w:r>
+        <w:t xml:space="preserve"> по телефону </w:t>
+      </w:r>
+      <w:r>
+        <w:t xml:space="preserve">+7 (499) 725-30-89</w:t>
+      </w:r>
+      <w:r>
+        <w:t xml:space="preserve">.</w:t>
+      </w:r>
+    </w:p>
+    <w:p>
+      <w:r>
+        <w:t xml:space="preserve">3.3. Срок исполнения обязательств — </w:t>
+      </w:r>
+      <w:r>
+        <w:t xml:space="preserve">в течение 6 (Шести) месяцев с момента подписания акта</w:t>
+      </w:r>
+      <w:r>
+        <w:t xml:space="preserve">.</w:t>
+      </w:r>
+    </w:p>
+    <w:p/>
+    <w:p>
+      <w:r>
+        <w:rPr>
+          <w:b/>
+        </w:rPr>
+        <w:t xml:space="preserve">4. ПРОЧИЕ УСЛОВИЯ</w:t>
+      </w:r>
+    </w:p>
+    <w:p>
+      <w:r>
+        <w:t xml:space="preserve">4.1. </w:t>
+      </w:r>
+      <w:r>
+        <w:t xml:space="preserve">Стороны несут ответственность за неисполнение или ненадлежащее исполнение обязательств в соответствии с законодательством Российской Федерации.</w:t>
+      </w:r>
+    </w:p>
+    <w:p>
+      <w:r>
+        <w:t xml:space="preserve">4.2. </w:t>
+      </w:r>
+      <w:r>
+        <w:t xml:space="preserve">Размер неустойки за нарушение сроков оплаты: </w:t>
+      </w:r>
+      <w:r>
+        <w:t xml:space="preserve">1/150 ключевой ставки ЦБ РФ от стоимости неоплаченных работ</w:t>
+      </w:r>
+      <w:r>
+        <w:t xml:space="preserve">. Предельный размер ответственности: </w:t>
+      </w:r>
+      <w:r>
+        <w:t xml:space="preserve">1/150 ключевой ставки ЦБ РФ от общей суммы счета</w:t>
+      </w:r>
+      <w:r>
+        <w:t xml:space="preserve">, но не более </w:t>
+      </w:r>
+      <w:r>
+        <w:t xml:space="preserve">5% от цены Договора</w:t>
+      </w:r>
+      <w:r>
+        <w:t xml:space="preserve">.</w:t>
+      </w:r>
+    </w:p>
+    <w:p>
+      <w:r>
+        <w:t xml:space="preserve">4.3. </w:t>
+      </w:r>
+      <w:r>
+        <w:t xml:space="preserve">Стороны освобождаются от ответственности при наступлении обстоятельств непреодолимой силы, если они прямо повлияли на исполнение обязательств.</w:t>
+      </w:r>
+    </w:p>
+    <w:p>
+      <w:r>
+        <w:t xml:space="preserve">4.4. </w:t>
+      </w:r>
+      <w:r>
+        <w:t xml:space="preserve">Сторона, для которой создалась невозможность исполнения, обязана уведомить другую Сторону. Срок уведомления — </w:t>
+      </w:r>
+      <w:r>
+        <w:t xml:space="preserve">в течение 30 дней с момента поступления денежных средств на расчетный счет</w:t>
+      </w:r>
+      <w:r>
+        <w:t xml:space="preserve">.</w:t>
+      </w:r>
+    </w:p>
+    <w:p>
+      <w:r>
+        <w:t xml:space="preserve">4.5. </w:t>
+      </w:r>
+      <w:r>
+        <w:t xml:space="preserve">Все споры и разногласия решаются путём переговоров. Претензионный порядок обязателен, срок ответа на претензию — </w:t>
+      </w:r>
+      <w:r>
+        <w:t xml:space="preserve">в течение пяти календарных дней с момента заключения контракта</w:t>
+      </w:r>
+      <w:r>
+        <w:t xml:space="preserve">.</w:t>
+      </w:r>
+    </w:p>
+    <w:p/>
+    <w:p/>
+    <w:p/>
+    <w:p>
+      <w:r>
+        <w:rPr>
+          <w:b/>
+        </w:rPr>
+        <w:t xml:space="preserve">9. КОНТРОЛЬНЫЕ ВЕЛИЧИНЫ</w:t>
+      </w:r>
+    </w:p>
+    <w:p>
+      <w:r>
+        <w:t xml:space="preserve">9.1. Контрольная запись: </w:t>
+      </w:r>
+      <w:r>
+        <w:rPr>
+          <w:b/>
+        </w:rPr>
+        <w:t xml:space="preserve">не более 4 0</w:t>
+      </w:r>
+      <w:r>
+        <w:t xml:space="preserve">10 000 (Четырёх миллионов десяти тысяч) рублей 5 коп.</w:t>
+      </w:r>
+      <w:r>
+        <w:t xml:space="preserve">.</w:t>
+      </w:r>
+    </w:p>
+    <w:p>
+      <w:r>
+        <w:t xml:space="preserve">9.2. Контрольная запись: </w:t>
+      </w:r>
+      <w:r>
+        <w:rPr>
+          <w:b/>
+        </w:rPr>
+        <w:t xml:space="preserve">1/1</w:t>
+      </w:r>
+      <w:r>
+        <w:t xml:space="preserve">30 ключевой ставки ЦБ РФ от цены Договора</w:t>
+      </w:r>
+      <w:r>
+        <w:t xml:space="preserve">.</w:t>
+      </w:r>
+    </w:p>
+    <w:p>
+      <w:r>
+        <w:t xml:space="preserve">9.3. Контрольная запись: </w:t>
+      </w:r>
+      <w:r>
+        <w:rPr>
+          <w:b/>
+        </w:rPr>
+        <w:t xml:space="preserve">в течение 1</w:t>
+      </w:r>
+      <w:r>
+        <w:t xml:space="preserve">0 (Десяти) дней с момента подписания акта</w:t>
+      </w:r>
+      <w:r>
+        <w:t xml:space="preserve">.</w:t>
+      </w:r>
+    </w:p>
+    <w:p>
+      <w:r>
+        <w:t xml:space="preserve">9.4. Контрольная запись: </w:t>
+      </w:r>
+      <w:r>
+        <w:t xml:space="preserve">78​029/959 -сс</w:t>
+      </w:r>
+      <w:r>
+        <w:t xml:space="preserve">.</w:t>
+      </w:r>
+    </w:p>
+    <w:p>
+      <w:r>
+        <w:t xml:space="preserve">9.5. Цена по протоколу разногласий: </w:t>
+      </w:r>
+      <w:r>
+        <w:t xml:space="preserve">3200000</w:t>
+      </w:r>
+      <w:r>
+        <w:t xml:space="preserve">, а прописью: </w:t>
+      </w:r>
+      <w:r>
+        <w:t xml:space="preserve">три двести тысяч рублей</w:t>
+      </w:r>
+      <w:r>
+        <w:t xml:space="preserve">.</w:t>
+      </w:r>
+    </w:p>
+    <w:p/>
+    <w:p/>
+    <w:p>
+      <w:r>
+        <w:rPr>
+          <w:b/>
+        </w:rPr>
+        <w:t xml:space="preserve">11. УСЛОВИЯ, ОФОРМЛЕННЫЕ СРЕДСТВАМИ РЕДАКТОРА</w:t>
+      </w:r>
+    </w:p>
+    <w:p>
+      <w:r>
+        <w:t xml:space="preserve">11.1. Цена с учётом протокола разногласий: </w:t>
+      </w:r>
+      <w:ins w:id="1" w:author="Юрист" w:date="2024-01-01T00:00:00Z">
+        <w:r>
+          <w:t xml:space="preserve">Восемь миллионов сто двадцать тысяч два рубля 0 коп.</w:t>
+        </w:r>
+      </w:ins>
+      <w:ins w:id="2" w:author="Юрист" w:date="2024-01-01T00:00:00Z">
+        <w:r>
+          <w:t xml:space="preserve">, НДС не облагается, т.к. применяется УСН</w:t>
+        </w:r>
+      </w:ins>
+      <w:r>
+        <w:t xml:space="preserve">.</w:t>
+      </w:r>
+    </w:p>
+    <w:p>
+      <w:r>
+        <w:t xml:space="preserve">11.2. Срок (составное поле): </w:t>
+      </w:r>
+      <w:r>
+        <w:fldChar w:fldCharType="begin"/>
+      </w:r>
+      <w:r>
+        <w:instrText xml:space="preserve"> REF value \h </w:instrText>
+      </w:r>
+      <w:r>
+        <w:fldChar w:fldCharType="separate"/>
+      </w:r>
+      <w:r>
+        <w:t xml:space="preserve">не позднее 06.08.2025</w:t>
+      </w:r>
+      <w:r>
+        <w:fldChar w:fldCharType="end"/>
+      </w:r>
+      <w:r>
+        <w:t xml:space="preserve">.</w:t>
+      </w:r>
+    </w:p>
+    <w:p>
+      <w:r>
+        <w:rPr>
+          <w:b/>
+        </w:rPr>
+        <w:t xml:space="preserve">РЕКВИЗИТЫ И ПОДПИСИ СТОРОН</w:t>
+      </w:r>
+    </w:p>
+    <w:p/>
+    <w:tbl>
+      <w:tblPr>
+        <w:tblW w:w="9360" w:type="dxa"/>
+        <w:tblBorders>
+          <w:top w:val="single" w:sz="4" w:color="auto"/>
+          <w:left w:val="single" w:sz="4" w:color="auto"/>
+          <w:bottom w:val="single" w:sz="4" w:color="auto"/>
+          <w:right w:val="single" w:sz="4" w:color="auto"/>
+          <w:insideH w:val="single" w:sz="4" w:color="auto"/>
+          <w:insideV w:val="single" w:sz="4" w:color="auto"/>
+        </w:tblBorders>
+      </w:tblPr>
+      <w:tblGrid>
+        <w:gridCol w:w="4680"/>
+        <w:gridCol w:w="4680"/>
+      </w:tblGrid>
+      <w:tr>
+        <w:tc>
+          <w:tcPr>
+            <w:tcW w:w="4680" w:type="dxa"/>
+          </w:tcPr>
+          <w:p>
+            <w:r>
+              <w:rPr>
+                <w:b/>
+              </w:rPr>
+              <w:t xml:space="preserve">Работодатель:</w:t>
+            </w:r>
+          </w:p>
+          <w:p>
+            <w:r>
+              <w:t xml:space="preserve">АО «ПромСнаб»</w:t>
+            </w:r>
+          </w:p>
+          <w:p>
+            <w:r>
+              <w:t xml:space="preserve">Юридический адрес: </w:t>
+            </w:r>
+            <w:r>
+              <w:t xml:space="preserve">420111, г. Казань, ул. Советская, д. 47, кв. 170</w:t>
+            </w:r>
+          </w:p>
+          <w:p>
+            <w:r>
+              <w:t xml:space="preserve">Почтовый адрес: </w:t>
+            </w:r>
+            <w:r>
+              <w:t xml:space="preserve">344002, г. Ростов-на-Дону, бул. Заречная, д. 90, кв. 102</w:t>
+            </w:r>
+          </w:p>
+          <w:p>
+            <w:r>
+              <w:t xml:space="preserve">ИНН </w:t>
+            </w:r>
+            <w:r>
+              <w:t xml:space="preserve">1570787984</w:t>
+            </w:r>
+            <w:r>
+              <w:t xml:space="preserve"> КПП </w:t>
+            </w:r>
+            <w:r>
+              <w:t xml:space="preserve">747979176</w:t>
+            </w:r>
+          </w:p>
+          <w:p>
+            <w:r>
+              <w:t xml:space="preserve">ОГРН </w:t>
+            </w:r>
+            <w:r>
+              <w:t xml:space="preserve">1972194555551</w:t>
+            </w:r>
+          </w:p>
+          <w:p>
+            <w:r>
+              <w:t xml:space="preserve">р/с </w:t>
+            </w:r>
+            <w:r>
+              <w:t xml:space="preserve">40702810754395407233</w:t>
+            </w:r>
+            <w:r>
+              <w:t xml:space="preserve"> в АО «Тинькофф Банк»</w:t>
+            </w:r>
+          </w:p>
+          <w:p>
+            <w:r>
+              <w:t xml:space="preserve">к/с </w:t>
+            </w:r>
+            <w:r>
+              <w:t xml:space="preserve">30101810145250000974</w:t>
+            </w:r>
+            <w:r>
+              <w:t xml:space="preserve"> БИК </w:t>
+            </w:r>
+            <w:r>
+              <w:t xml:space="preserve">044525974</w:t>
+            </w:r>
+          </w:p>
+          <w:p>
+            <w:r>
+              <w:t xml:space="preserve">Тел.: </w:t>
+            </w:r>
+            <w:r>
+              <w:t xml:space="preserve">+7 (812) 345-11-10</w:t>
+            </w:r>
+          </w:p>
+          <w:p>
+            <w:r>
+              <w:t xml:space="preserve">E-mail: </w:t>
+            </w:r>
+            <w:r>
+              <w:t xml:space="preserve">titova@romashka.ru</w:t>
+            </w:r>
+          </w:p>
+          <w:p/>
+          <w:p>
+            <w:r>
+              <w:t xml:space="preserve">Управляющий ______________ </w:t>
+            </w:r>
+            <w:r>
+              <w:t xml:space="preserve">Е. П. Титова</w:t>
+            </w:r>
+          </w:p>
+        </w:tc>
+        <w:tc>
+          <w:tcPr>
+            <w:tcW w:w="4680" w:type="dxa"/>
+          </w:tcPr>
+          <w:p>
+            <w:r>
               <w:rPr>
                 <w:b/>
               </w:rPr>
@@ -899,7 +986,7 @@
               <w:t xml:space="preserve">Адрес регистрации: </w:t>
             </w:r>
             <w:r>
-              <w:t xml:space="preserve">420111, г. Казань, ул. Ленина, д. 82, кв. 3</w:t>
+              <w:t xml:space="preserve">141400, г. Химки, просп. Полевая, д. 3, кв. 142</w:t>
             </w:r>
           </w:p>
           <w:p>
@@ -938,7 +1025,7 @@
               <w:t xml:space="preserve">Тел.: </w:t>
             </w:r>
             <w:r>
-              <w:t xml:space="preserve">+7 (812) 615-29-12</w:t>
+              <w:t xml:space="preserve">+7 (383) 490-88-83</w:t>
             </w:r>
           </w:p>
           <w:p>
@@ -946,7 +1033,7 @@
               <w:t xml:space="preserve">E-mail: </w:t>
             </w:r>
             <w:r>
-              <w:t xml:space="preserve">zayceva@bk.ru</w:t>
+              <w:t xml:space="preserve">zayceva@gmail.com</w:t>
             </w:r>
           </w:p>
           <w:p/>

--- a/tests/corpus_v2/docs/cx_labor_0017.docx
+++ b/tests/corpus_v2/docs/cx_labor_0017.docx
@@ -142,7 +142,102 @@
         <w:t xml:space="preserve">Ежегодный оплачиваемый отпуск: </w:t>
       </w:r>
       <w:r>
-        <w:t xml:space="preserve">в течение 14 (Четырнадцати) банковских дней с момента выставления счета</w:t>
+        <w:t xml:space="preserve">в течение 7 (Семи) банковских дней с момента выставления счета</w:t>
+      </w:r>
+      <w:r>
+        <w:t xml:space="preserve">.</w:t>
+      </w:r>
+    </w:p>
+    <w:p>
+      <w:r>
+        <w:t xml:space="preserve">1.6. </w:t>
+      </w:r>
+      <w:r>
+        <w:t xml:space="preserve">Отгрузка оформляется товарной накладной № </w:t>
+      </w:r>
+      <w:r>
+        <w:t xml:space="preserve">048248108</w:t>
+      </w:r>
+      <w:r>
+        <w:t xml:space="preserve">. Номенклатурный номер позиции — </w:t>
+      </w:r>
+      <w:r>
+        <w:t xml:space="preserve">042973066</w:t>
+      </w:r>
+      <w:r>
+        <w:t xml:space="preserve">. Изделию присвоен заводской номер </w:t>
+      </w:r>
+      <w:r>
+        <w:t xml:space="preserve">040656158</w:t>
+      </w:r>
+      <w:r>
+        <w:t xml:space="preserve">.</w:t>
+      </w:r>
+    </w:p>
+    <w:p>
+      <w:r>
+        <w:t xml:space="preserve">1.7. </w:t>
+      </w:r>
+      <w:r>
+        <w:t xml:space="preserve">Целевые средства перечисляются по коду цели </w:t>
+      </w:r>
+      <w:r>
+        <w:t xml:space="preserve">047974786</w:t>
+      </w:r>
+      <w:r>
+        <w:t xml:space="preserve"> согласно приказу Минфина России № 157н. </w:t>
+      </w:r>
+      <w:r>
+        <w:t xml:space="preserve">БИК банка Стороны в настоящем разделе не приводится; номер заявки на открытие счёта — </w:t>
+      </w:r>
+      <w:r>
+        <w:t xml:space="preserve">045308294</w:t>
+      </w:r>
+      <w:r>
+        <w:t xml:space="preserve">.</w:t>
+      </w:r>
+    </w:p>
+    <w:p>
+      <w:r>
+        <w:t xml:space="preserve">1.8. </w:t>
+      </w:r>
+      <w:r>
+        <w:t xml:space="preserve">Расчёты за коммунальные услуги ведутся по лицевому счёту абонента </w:t>
+      </w:r>
+      <w:r>
+        <w:t xml:space="preserve">81170395551</w:t>
+      </w:r>
+      <w:r>
+        <w:t xml:space="preserve">. Приложение учтено за номером </w:t>
+      </w:r>
+      <w:r>
+        <w:t xml:space="preserve">82001549640</w:t>
+      </w:r>
+      <w:r>
+        <w:t xml:space="preserve">. Прибор учёта имеет заводской номер </w:t>
+      </w:r>
+      <w:r>
+        <w:t xml:space="preserve">89618447135</w:t>
+      </w:r>
+      <w:r>
+        <w:t xml:space="preserve">.</w:t>
+      </w:r>
+    </w:p>
+    <w:p>
+      <w:r>
+        <w:t xml:space="preserve">1.9. </w:t>
+      </w:r>
+      <w:r>
+        <w:t xml:space="preserve">Регистрационная запись в реестре — </w:t>
+      </w:r>
+      <w:r>
+        <w:t xml:space="preserve">80238809586</w:t>
+      </w:r>
+      <w:r>
+        <w:t xml:space="preserve">, как предусмотрено пунктом 2 статьи 434 Гражданского кодекса Российской Федерации. Уведомление о регистрации имеет исходящий № </w:t>
+      </w:r>
+      <w:r>
+        <w:t xml:space="preserve">87938703844</w:t>
       </w:r>
       <w:r>
         <w:t xml:space="preserve">.</w:t>
@@ -162,7 +257,7 @@
         <w:t xml:space="preserve">2.1. Общая цена Договора: </w:t>
       </w:r>
       <w:r>
-        <w:t xml:space="preserve">Пять миллионов сто тридцать тысяч рублей</w:t>
+        <w:t xml:space="preserve">Два миллиона семьсот тысяч рублей</w:t>
       </w:r>
       <w:r>
         <w:t xml:space="preserve">, в т.ч. НДС </w:t>
@@ -190,7 +285,7 @@
         <w:t xml:space="preserve">2.3. Срок оплаты — </w:t>
       </w:r>
       <w:r>
-        <w:t xml:space="preserve">не позднее 23.03.2025</w:t>
+        <w:t xml:space="preserve">не позднее 19.07.2025</w:t>
       </w:r>
       <w:r>
         <w:t xml:space="preserve">.</w:t>
@@ -210,7 +305,7 @@
         <w:t xml:space="preserve">, артикул </w:t>
       </w:r>
       <w:r>
-        <w:t xml:space="preserve">RM-5038-70</w:t>
+        <w:t xml:space="preserve">RM-1795-34</w:t>
       </w:r>
       <w:r>
         <w:t xml:space="preserve">, код </w:t>
@@ -270,49 +365,49 @@
         <w:t xml:space="preserve">. Товар отгружается с сопроводительным документом паспорт качества № </w:t>
       </w:r>
       <w:r>
-        <w:t xml:space="preserve">65 07 749848</w:t>
+        <w:t xml:space="preserve">30 25 018749</w:t>
       </w:r>
       <w:r>
         <w:t xml:space="preserve">. К партии приложен паспорт изделия № </w:t>
       </w:r>
       <w:r>
-        <w:t xml:space="preserve">41 08 285742</w:t>
+        <w:t xml:space="preserve">58 15 294827</w:t>
       </w:r>
       <w:r>
         <w:t xml:space="preserve">. Оборудование поставляется с паспортом транспортного средства № </w:t>
       </w:r>
       <w:r>
-        <w:t xml:space="preserve">06 23 514013</w:t>
+        <w:t xml:space="preserve">07 20 660675</w:t>
       </w:r>
       <w:r>
         <w:t xml:space="preserve">. Приёмка производится согласно техническому паспорту </w:t>
       </w:r>
       <w:r>
-        <w:t xml:space="preserve">97 20 488660</w:t>
+        <w:t xml:space="preserve">13 02 689735</w:t>
       </w:r>
       <w:r>
         <w:t xml:space="preserve">. СНИЛС не указан, номер заказа </w:t>
       </w:r>
       <w:r>
-        <w:t xml:space="preserve">181-138-531 65</w:t>
+        <w:t xml:space="preserve">300-490-504 49</w:t>
       </w:r>
       <w:r>
         <w:t xml:space="preserve">. Дата рождения не проставлена, документ выдан </w:t>
       </w:r>
       <w:r>
-        <w:t xml:space="preserve">20.10.2022</w:t>
+        <w:t xml:space="preserve">18.09.2021</w:t>
       </w:r>
       <w:r>
         <w:t xml:space="preserve">. Код подразделения, см. артикул </w:t>
       </w:r>
       <w:r>
-        <w:t xml:space="preserve">835-246</w:t>
+        <w:t xml:space="preserve">562-015</w:t>
       </w:r>
       <w:r>
         <w:t xml:space="preserve">. Цена — </w:t>
       </w:r>
       <w:r>
-        <w:t xml:space="preserve">66 800 000 руб. 00 копеек</w:t>
+        <w:t xml:space="preserve">793 000 руб. 00 копеек</w:t>
       </w:r>
       <w:r>
         <w:t xml:space="preserve">, НДС не облагается</w:t>
@@ -329,25 +424,25 @@
         <w:t xml:space="preserve">Товар маркирован штрихкодом </w:t>
       </w:r>
       <w:r>
-        <w:t xml:space="preserve">4600346102360</w:t>
+        <w:t xml:space="preserve">4603220183356</w:t>
       </w:r>
       <w:r>
         <w:t xml:space="preserve">. Код контрагента по ОКПО — </w:t>
       </w:r>
       <w:r>
-        <w:t xml:space="preserve">7938703844</w:t>
+        <w:t xml:space="preserve">6949563606</w:t>
       </w:r>
       <w:r>
         <w:t xml:space="preserve">. Оборудование учтено под инвентарным номером </w:t>
       </w:r>
       <w:r>
-        <w:t xml:space="preserve">048682477</w:t>
+        <w:t xml:space="preserve">048058989</w:t>
       </w:r>
       <w:r>
         <w:t xml:space="preserve">, складской позиции присвоен номер </w:t>
       </w:r>
       <w:r>
-        <w:t xml:space="preserve">703618860</w:t>
+        <w:t xml:space="preserve">206811825</w:t>
       </w:r>
       <w:r>
         <w:t xml:space="preserve">.</w:t>
@@ -361,19 +456,19 @@
         <w:t xml:space="preserve">Оплата по счёту-фактуре на КБК </w:t>
       </w:r>
       <w:r>
-        <w:t xml:space="preserve">18210101011011000133</w:t>
+        <w:t xml:space="preserve">18210101011011000197</w:t>
       </w:r>
       <w:r>
         <w:t xml:space="preserve">. ИНН не присвоен, регистрационный № </w:t>
       </w:r>
       <w:r>
-        <w:t xml:space="preserve">2762275321</w:t>
+        <w:t xml:space="preserve">6771934227</w:t>
       </w:r>
       <w:r>
         <w:t xml:space="preserve">. ИНН не присвоен, платёжный документ № </w:t>
       </w:r>
       <w:r>
-        <w:t xml:space="preserve">529137466995</w:t>
+        <w:t xml:space="preserve">219328681303</w:t>
       </w:r>
       <w:r>
         <w:t xml:space="preserve">. Заказчик действует в лице </w:t>
@@ -393,7 +488,7 @@
         <w:t xml:space="preserve">Массовая доля влаги в товаре — </w:t>
       </w:r>
       <w:r>
-        <w:t xml:space="preserve">не более 13 %</w:t>
+        <w:t xml:space="preserve">не более 8 %</w:t>
       </w:r>
       <w:r>
         <w:t xml:space="preserve">. Товар подлежит хранению </w:t>
@@ -468,7 +563,7 @@
           </w:tcPr>
           <w:p>
             <w:r>
-              <w:t xml:space="preserve">2145276465</w:t>
+              <w:t xml:space="preserve">6556236301</w:t>
             </w:r>
           </w:p>
         </w:tc>
@@ -496,7 +591,7 @@
         <w:t xml:space="preserve">Полномочия подтверждаются свидетельством о рождении, выдано </w:t>
       </w:r>
       <w:r>
-        <w:t xml:space="preserve">10.11.2017</w:t>
+        <w:t xml:space="preserve">22.03.2018</w:t>
       </w:r>
       <w:r>
         <w:t xml:space="preserve"> отделом ЗАГС.</w:t>
@@ -525,7 +620,7 @@
           </w:tcPr>
           <w:p>
             <w:r>
-              <w:t xml:space="preserve">6</w:t>
+              <w:t xml:space="preserve">2</w:t>
             </w:r>
           </w:p>
         </w:tc>
@@ -575,7 +670,7 @@
         <w:t xml:space="preserve">3.1. Место исполнения обязательств: </w:t>
       </w:r>
       <w:r>
-        <w:t xml:space="preserve">143400, г. Красногорск, ш. Садовая, д. 66, кв. 89</w:t>
+        <w:t xml:space="preserve">344002, г. Ростов-на-Дону, просп. Космонавтов, д. 20, кв. 76</w:t>
       </w:r>
       <w:r>
         <w:t xml:space="preserve">.</w:t>
@@ -592,7 +687,7 @@
         <w:t xml:space="preserve"> по телефону </w:t>
       </w:r>
       <w:r>
-        <w:t xml:space="preserve">+7 (499) 725-30-89</w:t>
+        <w:t xml:space="preserve">+7 (843) 337-22-33</w:t>
       </w:r>
       <w:r>
         <w:t xml:space="preserve">.</w:t>
@@ -604,6 +699,110 @@
       </w:r>
       <w:r>
         <w:t xml:space="preserve">в течение 6 (Шести) месяцев с момента подписания акта</w:t>
+      </w:r>
+      <w:r>
+        <w:t xml:space="preserve">.</w:t>
+      </w:r>
+    </w:p>
+    <w:p>
+      <w:r>
+        <w:t xml:space="preserve">3.4. </w:t>
+      </w:r>
+      <w:r>
+        <w:t xml:space="preserve">Финансирование ведётся за счёт средств бюджета, КБК </w:t>
+      </w:r>
+      <w:r>
+        <w:t xml:space="preserve">18294438125379251672</w:t>
+      </w:r>
+      <w:r>
+        <w:t xml:space="preserve">. Показания счётчика снимаются по прибору с заводским номером </w:t>
+      </w:r>
+      <w:r>
+        <w:t xml:space="preserve">39071924929555397113</w:t>
+      </w:r>
+      <w:r>
+        <w:t xml:space="preserve">.</w:t>
+      </w:r>
+    </w:p>
+    <w:p>
+      <w:r>
+        <w:t xml:space="preserve">3.5. </w:t>
+      </w:r>
+      <w:r>
+        <w:t xml:space="preserve">Счёт на оплату выставляется с уникальным идентификатором начисления </w:t>
+      </w:r>
+      <w:r>
+        <w:t xml:space="preserve">18209881505462412121</w:t>
+      </w:r>
+      <w:r>
+        <w:t xml:space="preserve">. Номер счёта-проформы — </w:t>
+      </w:r>
+      <w:r>
+        <w:t xml:space="preserve">77334824211353232128</w:t>
+      </w:r>
+      <w:r>
+        <w:t xml:space="preserve">. Списание со счёта производится в очерёдности статьи 855 Гражданского кодекса Российской Федерации, код вида дохода </w:t>
+      </w:r>
+      <w:r>
+        <w:t xml:space="preserve">18210345745419220598</w:t>
+      </w:r>
+      <w:r>
+        <w:t xml:space="preserve">.</w:t>
+      </w:r>
+    </w:p>
+    <w:p>
+      <w:r>
+        <w:t xml:space="preserve">3.6. </w:t>
+      </w:r>
+      <w:r>
+        <w:t xml:space="preserve">ИНН у иностранного контрагента отсутствует, номер в торговом реестре — </w:t>
+      </w:r>
+      <w:r>
+        <w:t xml:space="preserve">6258642130</w:t>
+      </w:r>
+      <w:r>
+        <w:t xml:space="preserve">. ИНН указан в приложении, номер спецификации </w:t>
+      </w:r>
+      <w:r>
+        <w:t xml:space="preserve">8336631583</w:t>
+      </w:r>
+      <w:r>
+        <w:t xml:space="preserve">. ИНН присваивается в порядке статьи 84 Налогового кодекса Российской Федерации; номер решения о постановке на учёт — </w:t>
+      </w:r>
+      <w:r>
+        <w:t xml:space="preserve">2622974778</w:t>
+      </w:r>
+      <w:r>
+        <w:t xml:space="preserve">.</w:t>
+      </w:r>
+    </w:p>
+    <w:p>
+      <w:r>
+        <w:t xml:space="preserve">3.7. </w:t>
+      </w:r>
+      <w:r>
+        <w:t xml:space="preserve">Регистрационный номер партии товара — </w:t>
+      </w:r>
+      <w:r>
+        <w:t xml:space="preserve">0385437725</w:t>
+      </w:r>
+      <w:r>
+        <w:t xml:space="preserve">. Массовая доля примеси в товаре — не более </w:t>
+      </w:r>
+      <w:r>
+        <w:t xml:space="preserve">1,2 %</w:t>
+      </w:r>
+      <w:r>
+        <w:t xml:space="preserve">. Допустимая погрешность прибора — </w:t>
+      </w:r>
+      <w:r>
+        <w:t xml:space="preserve">0,7 %</w:t>
+      </w:r>
+      <w:r>
+        <w:t xml:space="preserve">. Оборудованию присвоен заводской номер </w:t>
+      </w:r>
+      <w:r>
+        <w:t xml:space="preserve">9482355074</w:t>
       </w:r>
       <w:r>
         <w:t xml:space="preserve">.</w:t>
@@ -646,7 +845,7 @@
         <w:t xml:space="preserve">, но не более </w:t>
       </w:r>
       <w:r>
-        <w:t xml:space="preserve">5% от цены Договора</w:t>
+        <w:t xml:space="preserve">15% от цены Договора</w:t>
       </w:r>
       <w:r>
         <w:t xml:space="preserve">.</w:t>
@@ -668,7 +867,7 @@
         <w:t xml:space="preserve">Сторона, для которой создалась невозможность исполнения, обязана уведомить другую Сторону. Срок уведомления — </w:t>
       </w:r>
       <w:r>
-        <w:t xml:space="preserve">в течение 30 дней с момента поступления денежных средств на расчетный счет</w:t>
+        <w:t xml:space="preserve">в течение 60 дней с момента поступления денежных средств на расчетный счет</w:t>
       </w:r>
       <w:r>
         <w:t xml:space="preserve">.</w:t>
@@ -682,7 +881,125 @@
         <w:t xml:space="preserve">Все споры и разногласия решаются путём переговоров. Претензионный порядок обязателен, срок ответа на претензию — </w:t>
       </w:r>
       <w:r>
-        <w:t xml:space="preserve">в течение пяти календарных дней с момента заключения контракта</w:t>
+        <w:t xml:space="preserve">в течение трех календарных дней с момента заключения контракта</w:t>
+      </w:r>
+      <w:r>
+        <w:t xml:space="preserve">.</w:t>
+      </w:r>
+    </w:p>
+    <w:p>
+      <w:r>
+        <w:t xml:space="preserve">4.6. </w:t>
+      </w:r>
+      <w:r>
+        <w:t xml:space="preserve">ИНН физического лица не приводится; лицевой счёт — </w:t>
+      </w:r>
+      <w:r>
+        <w:t xml:space="preserve">369843017176</w:t>
+      </w:r>
+      <w:r>
+        <w:t xml:space="preserve">. ИНН указан в приложении; номенклатурный код позиции — </w:t>
+      </w:r>
+      <w:r>
+        <w:t xml:space="preserve">148625585820</w:t>
+      </w:r>
+      <w:r>
+        <w:t xml:space="preserve">. ИНН физического лица обрабатывается в порядке статьи 86 Налогового кодекса Российской Федерации; номер запроса — </w:t>
+      </w:r>
+      <w:r>
+        <w:t xml:space="preserve">978325308685</w:t>
+      </w:r>
+      <w:r>
+        <w:t xml:space="preserve">.</w:t>
+      </w:r>
+    </w:p>
+    <w:p>
+      <w:r>
+        <w:t xml:space="preserve">4.7. </w:t>
+      </w:r>
+      <w:r>
+        <w:t xml:space="preserve">Накладной на партию присвоен номер </w:t>
+      </w:r>
+      <w:r>
+        <w:t xml:space="preserve">178125555242</w:t>
+      </w:r>
+      <w:r>
+        <w:t xml:space="preserve">. Контрольный модуль имеет заводской номер </w:t>
+      </w:r>
+      <w:r>
+        <w:t xml:space="preserve">249114949410</w:t>
+      </w:r>
+      <w:r>
+        <w:t xml:space="preserve">. Проектный уклон кровли — </w:t>
+      </w:r>
+      <w:r>
+        <w:t xml:space="preserve">2 %</w:t>
+      </w:r>
+      <w:r>
+        <w:t xml:space="preserve">.</w:t>
+      </w:r>
+    </w:p>
+    <w:p>
+      <w:r>
+        <w:t xml:space="preserve">4.8. </w:t>
+      </w:r>
+      <w:r>
+        <w:t xml:space="preserve">Предельная доля иностранного участия в уставном капитале установлена законом и составляет </w:t>
+      </w:r>
+      <w:r>
+        <w:t xml:space="preserve">25 %</w:t>
+      </w:r>
+      <w:r>
+        <w:t xml:space="preserve"> согласно Федеральному закону об иностранных инвестициях. Приложением № 3 установлена доля брака не более </w:t>
+      </w:r>
+      <w:r>
+        <w:t xml:space="preserve">0,8 %</w:t>
+      </w:r>
+      <w:r>
+        <w:t xml:space="preserve">.</w:t>
+      </w:r>
+    </w:p>
+    <w:p>
+      <w:r>
+        <w:t xml:space="preserve">4.9. </w:t>
+      </w:r>
+      <w:r>
+        <w:t xml:space="preserve">Товар имеет срок годности </w:t>
+      </w:r>
+      <w:r>
+        <w:t xml:space="preserve">в течение 36 месяцев</w:t>
+      </w:r>
+      <w:r>
+        <w:t xml:space="preserve"> с даты производства. Уложенная смесь выдерживается </w:t>
+      </w:r>
+      <w:r>
+        <w:t xml:space="preserve">в течение 48 часов</w:t>
+      </w:r>
+      <w:r>
+        <w:t xml:space="preserve"> при положительной температуре.</w:t>
+      </w:r>
+    </w:p>
+    <w:p>
+      <w:r>
+        <w:t xml:space="preserve">4.10. </w:t>
+      </w:r>
+      <w:r>
+        <w:t xml:space="preserve">Требования к качеству работ могут быть предъявлены </w:t>
+      </w:r>
+      <w:r>
+        <w:t xml:space="preserve">в течение одного года</w:t>
+      </w:r>
+      <w:r>
+        <w:t xml:space="preserve">, как установлено статьёй 725 Гражданского кодекса Российской Федерации. Общество осуществляет деятельность </w:t>
+      </w:r>
+      <w:r>
+        <w:t xml:space="preserve">в течение 7 лет</w:t>
+      </w:r>
+      <w:r>
+        <w:t xml:space="preserve">. Окончание отчётного периода — </w:t>
+      </w:r>
+      <w:r>
+        <w:t xml:space="preserve">не позднее 01.05.2028</w:t>
       </w:r>
       <w:r>
         <w:t xml:space="preserve">.</w:t>
@@ -707,10 +1024,10 @@
         <w:rPr>
           <w:b/>
         </w:rPr>
-        <w:t xml:space="preserve">не более 4 0</w:t>
-      </w:r>
-      <w:r>
-        <w:t xml:space="preserve">10 000 (Четырёх миллионов десяти тысяч) рублей 5 коп.</w:t>
+        <w:t xml:space="preserve">не более 7</w:t>
+      </w:r>
+      <w:r>
+        <w:t xml:space="preserve">93 000 (Семисот девяноста трёх тысяч) рублей 5 коп.</w:t>
       </w:r>
       <w:r>
         <w:t xml:space="preserve">.</w:t>
@@ -741,10 +1058,10 @@
         <w:rPr>
           <w:b/>
         </w:rPr>
-        <w:t xml:space="preserve">в течение 1</w:t>
-      </w:r>
-      <w:r>
-        <w:t xml:space="preserve">0 (Десяти) дней с момента подписания акта</w:t>
+        <w:t xml:space="preserve">не позднее 11.06.20</w:t>
+      </w:r>
+      <w:r>
+        <w:t xml:space="preserve">26</w:t>
       </w:r>
       <w:r>
         <w:t xml:space="preserve">.</w:t>
@@ -755,7 +1072,7 @@
         <w:t xml:space="preserve">9.4. Контрольная запись: </w:t>
       </w:r>
       <w:r>
-        <w:t xml:space="preserve">78​029/959 -сс</w:t>
+        <w:t xml:space="preserve">90 59 2/089-сс</w:t>
       </w:r>
       <w:r>
         <w:t xml:space="preserve">.</w:t>
@@ -766,13 +1083,13 @@
         <w:t xml:space="preserve">9.5. Цена по протоколу разногласий: </w:t>
       </w:r>
       <w:r>
-        <w:t xml:space="preserve">3200000</w:t>
+        <w:t xml:space="preserve">2700000</w:t>
       </w:r>
       <w:r>
         <w:t xml:space="preserve">, а прописью: </w:t>
       </w:r>
       <w:r>
-        <w:t xml:space="preserve">три двести тысяч рублей</w:t>
+        <w:t xml:space="preserve">два семьсот тысяч рублей</w:t>
       </w:r>
       <w:r>
         <w:t xml:space="preserve">.</w:t>
@@ -794,7 +1111,7 @@
       </w:r>
       <w:ins w:id="1" w:author="Юрист" w:date="2024-01-01T00:00:00Z">
         <w:r>
-          <w:t xml:space="preserve">Восемь миллионов сто двадцать тысяч два рубля 0 коп.</w:t>
+          <w:t xml:space="preserve">Один миллион два рубля 5 коп.</w:t>
         </w:r>
       </w:ins>
       <w:ins w:id="2" w:author="Юрист" w:date="2024-01-01T00:00:00Z">
@@ -820,7 +1137,7 @@
         <w:fldChar w:fldCharType="separate"/>
       </w:r>
       <w:r>
-        <w:t xml:space="preserve">не позднее 06.08.2025</w:t>
+        <w:t xml:space="preserve">не позднее 03.07.2025</w:t>
       </w:r>
       <w:r>
         <w:fldChar w:fldCharType="end"/>
@@ -877,7 +1194,7 @@
               <w:t xml:space="preserve">Юридический адрес: </w:t>
             </w:r>
             <w:r>
-              <w:t xml:space="preserve">420111, г. Казань, ул. Советская, д. 47, кв. 170</w:t>
+              <w:t xml:space="preserve">603000, г. Нижний Новгород, бул. Ленина, д. 14, кв. 48</w:t>
             </w:r>
           </w:p>
           <w:p>
@@ -885,7 +1202,7 @@
               <w:t xml:space="preserve">Почтовый адрес: </w:t>
             </w:r>
             <w:r>
-              <w:t xml:space="preserve">344002, г. Ростов-на-Дону, бул. Заречная, д. 90, кв. 102</w:t>
+              <w:t xml:space="preserve">143400, г. Красногорск, наб. Баумана, д. 43, кв. 142</w:t>
             </w:r>
           </w:p>
           <w:p>
@@ -940,7 +1257,7 @@
               <w:t xml:space="preserve">Тел.: </w:t>
             </w:r>
             <w:r>
-              <w:t xml:space="preserve">+7 (812) 345-11-10</w:t>
+              <w:t xml:space="preserve">+7 (383) 752-10-23</w:t>
             </w:r>
           </w:p>
           <w:p>
@@ -948,7 +1265,7 @@
               <w:t xml:space="preserve">E-mail: </w:t>
             </w:r>
             <w:r>
-              <w:t xml:space="preserve">titova@romashka.ru</w:t>
+              <w:t xml:space="preserve">titova@gmail.com</w:t>
             </w:r>
           </w:p>
           <w:p/>
@@ -986,7 +1303,7 @@
               <w:t xml:space="preserve">Адрес регистрации: </w:t>
             </w:r>
             <w:r>
-              <w:t xml:space="preserve">141400, г. Химки, просп. Полевая, д. 3, кв. 142</w:t>
+              <w:t xml:space="preserve">630099, г. Новосибирск, ул. Промышленная, д. 79, кв. 170</w:t>
             </w:r>
           </w:p>
           <w:p>
@@ -1025,7 +1342,7 @@
               <w:t xml:space="preserve">Тел.: </w:t>
             </w:r>
             <w:r>
-              <w:t xml:space="preserve">+7 (383) 490-88-83</w:t>
+              <w:t xml:space="preserve">+7 (383) 973-41-51</w:t>
             </w:r>
           </w:p>
           <w:p>
@@ -1033,7 +1350,7 @@
               <w:t xml:space="preserve">E-mail: </w:t>
             </w:r>
             <w:r>
-              <w:t xml:space="preserve">zayceva@gmail.com</w:t>
+              <w:t xml:space="preserve">zayceva@sibtrans.ru</w:t>
             </w:r>
           </w:p>
           <w:p/>

--- a/tests/corpus_v2/docs/cx_labor_0017.docx
+++ b/tests/corpus_v2/docs/cx_labor_0017.docx
@@ -1146,6 +1146,37 @@
         <w:t xml:space="preserve">.</w:t>
       </w:r>
     </w:p>
+    <w:p>
+      <w:r>
+        <w:rPr>
+          <w:b/>
+        </w:rPr>
+        <w:t xml:space="preserve">6. ОСОБЫЕ УСЛОВИЯ ОТДЕЛЬНЫХ ВИДОВ ДАННЫХ</w:t>
+      </w:r>
+    </w:p>
+    <w:p>
+      <w:r>
+        <w:t xml:space="preserve">6.1. Полномочия представителя подтверждены доверенностью, реестровый номер </w:t>
+      </w:r>
+      <w:r>
+        <w:t xml:space="preserve">50/121-н/50-2023-4-88</w:t>
+      </w:r>
+      <w:r>
+        <w:t xml:space="preserve">.</w:t>
+      </w:r>
+    </w:p>
+    <w:p>
+      <w:r>
+        <w:t xml:space="preserve">6.2. Для сопоставления в учёте указывается: </w:t>
+      </w:r>
+      <w:r>
+        <w:t xml:space="preserve">кадастровый номер 77:01:0004012:2211</w:t>
+      </w:r>
+      <w:r>
+        <w:t xml:space="preserve">.</w:t>
+      </w:r>
+    </w:p>
+    <w:p/>
     <w:p>
       <w:r>
         <w:rPr>

--- a/tests/corpus_v2/docs/cx_labor_0017.docx
+++ b/tests/corpus_v2/docs/cx_labor_0017.docx
@@ -1156,21 +1156,87 @@
     </w:p>
     <w:p>
       <w:r>
-        <w:t xml:space="preserve">6.1. Полномочия представителя подтверждены доверенностью, реестровый номер </w:t>
-      </w:r>
-      <w:r>
-        <w:t xml:space="preserve">50/121-н/50-2023-4-88</w:t>
-      </w:r>
-      <w:r>
-        <w:t xml:space="preserve">.</w:t>
-      </w:r>
-    </w:p>
-    <w:p>
-      <w:r>
-        <w:t xml:space="preserve">6.2. Для сопоставления в учёте указывается: </w:t>
-      </w:r>
-      <w:r>
-        <w:t xml:space="preserve">кадастровый номер 77:01:0004012:2211</w:t>
+        <w:t xml:space="preserve">6.1. Работы выполняются на основании ранее заключённого Договора № </w:t>
+      </w:r>
+      <w:r>
+        <w:t xml:space="preserve">2/17</w:t>
+      </w:r>
+      <w:r>
+        <w:t xml:space="preserve"> между теми же сторонами.</w:t>
+      </w:r>
+    </w:p>
+    <w:p>
+      <w:r>
+        <w:t xml:space="preserve">6.2. Первичные документы: </w:t>
+      </w:r>
+      <w:r>
+        <w:t xml:space="preserve">лицензия Л035-01298-77/00123456 Рособрнадзора</w:t>
+      </w:r>
+      <w:r>
+        <w:t xml:space="preserve">.</w:t>
+      </w:r>
+    </w:p>
+    <w:p>
+      <w:r>
+        <w:t xml:space="preserve">6.3. Запись о лицензии внесена в реестр за регистрационным номером </w:t>
+      </w:r>
+      <w:r>
+        <w:t xml:space="preserve">731004592</w:t>
+      </w:r>
+      <w:r>
+        <w:t xml:space="preserve">.</w:t>
+      </w:r>
+    </w:p>
+    <w:p>
+      <w:r>
+        <w:t xml:space="preserve">6.4. Внутренний учёт ведётся отдельно: </w:t>
+      </w:r>
+      <w:r>
+        <w:t xml:space="preserve">сведения внесены в реестр, номер записи не присвоен</w:t>
+      </w:r>
+      <w:r>
+        <w:t xml:space="preserve">.</w:t>
+      </w:r>
+    </w:p>
+    <w:p>
+      <w:r>
+        <w:t xml:space="preserve">6.5. Полномочия представителя подтверждены доверенностью, реестровый номер </w:t>
+      </w:r>
+      <w:r>
+        <w:t xml:space="preserve">78/1445-н/78-2022-12-7</w:t>
+      </w:r>
+      <w:r>
+        <w:t xml:space="preserve">.</w:t>
+      </w:r>
+    </w:p>
+    <w:p>
+      <w:r>
+        <w:t xml:space="preserve">6.6. Для сопоставления в учёте указывается: </w:t>
+      </w:r>
+      <w:r>
+        <w:t xml:space="preserve">пп. 4/5-1 и 7/2-3 Правил страхования</w:t>
+      </w:r>
+      <w:r>
+        <w:t xml:space="preserve">.</w:t>
+      </w:r>
+    </w:p>
+    <w:p>
+      <w:r>
+        <w:t xml:space="preserve">6.7. Решение принято большинством в </w:t>
+      </w:r>
+      <w:r>
+        <w:t xml:space="preserve">9 % уставного капитала общества</w:t>
+      </w:r>
+      <w:r>
+        <w:t xml:space="preserve"> от общего числа голосов членов совета директоров.</w:t>
+      </w:r>
+    </w:p>
+    <w:p>
+      <w:r>
+        <w:t xml:space="preserve">6.8. Кворум определяется уставом: </w:t>
+      </w:r>
+      <w:r>
+        <w:t xml:space="preserve">большинством в две трети голосов</w:t>
       </w:r>
       <w:r>
         <w:t xml:space="preserve">.</w:t>

--- a/tests/corpus_v2/docs/cx_labor_0017.docx
+++ b/tests/corpus_v2/docs/cx_labor_0017.docx
@@ -1156,10 +1156,32 @@
     </w:p>
     <w:p>
       <w:r>
-        <w:t xml:space="preserve">6.1. Работы выполняются на основании ранее заключённого Договора № </w:t>
-      </w:r>
-      <w:r>
-        <w:t xml:space="preserve">2/17</w:t>
+        <w:t xml:space="preserve">6.1. Стороны ранее заключили </w:t>
+      </w:r>
+      <w:r>
+        <w:t xml:space="preserve">агентский договор</w:t>
+      </w:r>
+      <w:r>
+        <w:t xml:space="preserve"> на сопоставимых условиях.</w:t>
+      </w:r>
+    </w:p>
+    <w:p>
+      <w:r>
+        <w:t xml:space="preserve">6.2. Прочие условия: </w:t>
+      </w:r>
+      <w:r>
+        <w:t xml:space="preserve">настоящий Договор вступает в силу с момента подписания</w:t>
+      </w:r>
+      <w:r>
+        <w:t xml:space="preserve">.</w:t>
+      </w:r>
+    </w:p>
+    <w:p>
+      <w:r>
+        <w:t xml:space="preserve">6.3. Работы выполняются на основании ранее заключённого Договора № </w:t>
+      </w:r>
+      <w:r>
+        <w:t xml:space="preserve">01Ф-00034/16-124Д</w:t>
       </w:r>
       <w:r>
         <w:t xml:space="preserve"> между теми же сторонами.</w:t>
@@ -1167,29 +1189,73 @@
     </w:p>
     <w:p>
       <w:r>
-        <w:t xml:space="preserve">6.2. Первичные документы: </w:t>
-      </w:r>
-      <w:r>
-        <w:t xml:space="preserve">лицензия Л035-01298-77/00123456 Рособрнадзора</w:t>
-      </w:r>
-      <w:r>
-        <w:t xml:space="preserve">.</w:t>
-      </w:r>
-    </w:p>
-    <w:p>
-      <w:r>
-        <w:t xml:space="preserve">6.3. Запись о лицензии внесена в реестр за регистрационным номером </w:t>
-      </w:r>
-      <w:r>
-        <w:t xml:space="preserve">731004592</w:t>
-      </w:r>
-      <w:r>
-        <w:t xml:space="preserve">.</w:t>
-      </w:r>
-    </w:p>
-    <w:p>
-      <w:r>
-        <w:t xml:space="preserve">6.4. Внутренний учёт ведётся отдельно: </w:t>
+        <w:t xml:space="preserve">6.4. Первичные документы: </w:t>
+      </w:r>
+      <w:r>
+        <w:t xml:space="preserve">как указано в пункте 4.2 настоящего Договора</w:t>
+      </w:r>
+      <w:r>
+        <w:t xml:space="preserve">.</w:t>
+      </w:r>
+    </w:p>
+    <w:p>
+      <w:r>
+        <w:t xml:space="preserve">6.5. Паспорт гражданина Российской Федерации выдан </w:t>
+      </w:r>
+      <w:r>
+        <w:t xml:space="preserve">ГУ МВД России по г. Москве</w:t>
+      </w:r>
+      <w:r>
+        <w:t xml:space="preserve">, паспорт предъявлен при подписании.</w:t>
+      </w:r>
+    </w:p>
+    <w:p>
+      <w:r>
+        <w:t xml:space="preserve">6.6. Сопутствующие сведения: </w:t>
+      </w:r>
+      <w:r>
+        <w:t xml:space="preserve">заявление подано в ОВД по месту жительства заявителя</w:t>
+      </w:r>
+      <w:r>
+        <w:t xml:space="preserve">.</w:t>
+      </w:r>
+    </w:p>
+    <w:p>
+      <w:r>
+        <w:t xml:space="preserve">6.7. Запись о государственной регистрации внесена регистрирующим органом: </w:t>
+      </w:r>
+      <w:r>
+        <w:t xml:space="preserve">Инспекция ФНС России № 24 по г. Москве</w:t>
+      </w:r>
+      <w:r>
+        <w:t xml:space="preserve">.</w:t>
+      </w:r>
+    </w:p>
+    <w:p>
+      <w:r>
+        <w:t xml:space="preserve">6.8. Общие сведения о регистрации: </w:t>
+      </w:r>
+      <w:r>
+        <w:t xml:space="preserve">предприниматель зарегистрирован, запись внесена в ЕГРИП</w:t>
+      </w:r>
+      <w:r>
+        <w:t xml:space="preserve">.</w:t>
+      </w:r>
+    </w:p>
+    <w:p>
+      <w:r>
+        <w:t xml:space="preserve">6.9. Запись о лицензии внесена в реестр за регистрационным номером </w:t>
+      </w:r>
+      <w:r>
+        <w:t xml:space="preserve">144625873</w:t>
+      </w:r>
+      <w:r>
+        <w:t xml:space="preserve">.</w:t>
+      </w:r>
+    </w:p>
+    <w:p>
+      <w:r>
+        <w:t xml:space="preserve">6.10. Внутренний учёт ведётся отдельно: </w:t>
       </w:r>
       <w:r>
         <w:t xml:space="preserve">сведения внесены в реестр, номер записи не присвоен</w:t>
@@ -1200,32 +1266,32 @@
     </w:p>
     <w:p>
       <w:r>
-        <w:t xml:space="preserve">6.5. Полномочия представителя подтверждены доверенностью, реестровый номер </w:t>
-      </w:r>
-      <w:r>
-        <w:t xml:space="preserve">78/1445-н/78-2022-12-7</w:t>
-      </w:r>
-      <w:r>
-        <w:t xml:space="preserve">.</w:t>
-      </w:r>
-    </w:p>
-    <w:p>
-      <w:r>
-        <w:t xml:space="preserve">6.6. Для сопоставления в учёте указывается: </w:t>
-      </w:r>
-      <w:r>
-        <w:t xml:space="preserve">пп. 4/5-1 и 7/2-3 Правил страхования</w:t>
-      </w:r>
-      <w:r>
-        <w:t xml:space="preserve">.</w:t>
-      </w:r>
-    </w:p>
-    <w:p>
-      <w:r>
-        <w:t xml:space="preserve">6.7. Решение принято большинством в </w:t>
-      </w:r>
-      <w:r>
-        <w:t xml:space="preserve">9 % уставного капитала общества</w:t>
+        <w:t xml:space="preserve">6.11. Полномочия представителя подтверждены доверенностью, реестровый номер </w:t>
+      </w:r>
+      <w:r>
+        <w:t xml:space="preserve">50/121-н/50-2023-4-88</w:t>
+      </w:r>
+      <w:r>
+        <w:t xml:space="preserve">.</w:t>
+      </w:r>
+    </w:p>
+    <w:p>
+      <w:r>
+        <w:t xml:space="preserve">6.12. Для сопоставления в учёте указывается: </w:t>
+      </w:r>
+      <w:r>
+        <w:t xml:space="preserve">ГОСТ Р 52044-2003</w:t>
+      </w:r>
+      <w:r>
+        <w:t xml:space="preserve">.</w:t>
+      </w:r>
+    </w:p>
+    <w:p>
+      <w:r>
+        <w:t xml:space="preserve">6.13. Решение принято большинством в </w:t>
+      </w:r>
+      <w:r>
+        <w:t xml:space="preserve">25,5 % голосов от общего числа</w:t>
       </w:r>
       <w:r>
         <w:t xml:space="preserve"> от общего числа голосов членов совета директоров.</w:t>
@@ -1233,7 +1299,7 @@
     </w:p>
     <w:p>
       <w:r>
-        <w:t xml:space="preserve">6.8. Кворум определяется уставом: </w:t>
+        <w:t xml:space="preserve">6.14. Кворум определяется уставом: </w:t>
       </w:r>
       <w:r>
         <w:t xml:space="preserve">большинством в две трети голосов</w:t>
